--- a/KHBD_Robotics/Lớp_6/Tuần_04/KHBD_Robotics_Lớp_6_Bai03_Bai_3_Robot_nhan_biet_am_thanh.docx
+++ b/KHBD_Robotics/Lớp_6/Tuần_04/KHBD_Robotics_Lớp_6_Bai03_Bai_3_Robot_nhan_biet_am_thanh.docx
@@ -27,16 +27,16 @@
         <w:tblStyle w:val="a"/>
         <w:tblW w:w="9593" w:type="dxa"/>
         <w:tblInd w:w="0" w:type="dxa"/>
-        <w:tblBorders>
-          <w:top w:val="nil"/>
-          <w:left w:val="nil"/>
-          <w:bottom w:val="nil"/>
-          <w:right w:val="nil"/>
-          <w:insideH w:val="nil"/>
-          <w:insideV w:val="nil"/>
-        </w:tblBorders>
         <w:tblLayout w:type="fixed"/>
         <w:tblLook w:val="0400" w:firstRow="0" w:lastRow="0" w:firstColumn="0" w:lastColumn="0" w:noHBand="0" w:noVBand="1"/>
+        <w:tblBorders>
+          <w:top w:val="none" w:sz="0" w:space="0" w:color="auto"/>
+          <w:left w:val="none" w:sz="0" w:space="0" w:color="auto"/>
+          <w:bottom w:val="none" w:sz="0" w:space="0" w:color="auto"/>
+          <w:right w:val="none" w:sz="0" w:space="0" w:color="auto"/>
+          <w:insideH w:val="none" w:sz="0" w:space="0" w:color="auto"/>
+          <w:insideV w:val="none" w:sz="0" w:space="0" w:color="auto"/>
+        </w:tblBorders>
       </w:tblPr>
       <w:tblGrid>
         <w:gridCol w:w="4787"/>
@@ -48,14 +48,13 @@
             <w:tcW w:w="4787" w:type="dxa"/>
             <w:tcMar>
               <w:top w:w="100" w:type="dxa"/>
-              <w:bottom w:w="100" w:type="dxa"/>
-              <w:left w:w="150" w:type="dxa"/>
-              <w:right w:w="150" w:type="dxa"/>
-            </w:tcMar>
-          </w:tcPr>
-          <w:p>
-            <w:pPr>
-              <w:jc w:val="left"/>
+              <w:left w:w="150" w:type="dxa"/>
+              <w:bottom w:w="100" w:type="dxa"/>
+              <w:right w:w="150" w:type="dxa"/>
+            </w:tcMar>
+          </w:tcPr>
+          <w:p>
+            <w:pPr>
               <w:rPr>
                 <w:rFonts w:ascii="Times New Roman" w:eastAsia="Times New Roman" w:hAnsi="Times New Roman" w:cs="Times New Roman"/>
                 <w:sz w:val="26"/>
@@ -66,10 +65,16 @@
               <w:rPr>
                 <w:rFonts w:ascii="Times New Roman" w:hAnsi="Times New Roman"/>
                 <w:b/>
-                <w:i w:val="0"/>
                 <w:sz w:val="24"/>
               </w:rPr>
               <w:t>Trường: TH &amp; THCS UNIGO</w:t>
+            </w:r>
+            <w:r>
+              <w:rPr>
+                <w:rFonts w:ascii="Times New Roman" w:hAnsi="Times New Roman"/>
+                <w:b/>
+                <w:sz w:val="24"/>
+              </w:rPr>
               <w:br/>
               <w:t>Tổ: Robotics</w:t>
             </w:r>
@@ -80,14 +85,13 @@
             <w:tcW w:w="4806" w:type="dxa"/>
             <w:tcMar>
               <w:top w:w="100" w:type="dxa"/>
-              <w:bottom w:w="100" w:type="dxa"/>
-              <w:left w:w="150" w:type="dxa"/>
-              <w:right w:w="150" w:type="dxa"/>
-            </w:tcMar>
-          </w:tcPr>
-          <w:p>
-            <w:pPr>
-              <w:jc w:val="left"/>
+              <w:left w:w="150" w:type="dxa"/>
+              <w:bottom w:w="100" w:type="dxa"/>
+              <w:right w:w="150" w:type="dxa"/>
+            </w:tcMar>
+          </w:tcPr>
+          <w:p>
+            <w:pPr>
               <w:rPr>
                 <w:rFonts w:ascii="Times New Roman" w:eastAsia="Times New Roman" w:hAnsi="Times New Roman" w:cs="Times New Roman"/>
                 <w:sz w:val="26"/>
@@ -98,7 +102,6 @@
               <w:rPr>
                 <w:rFonts w:ascii="Times New Roman" w:hAnsi="Times New Roman"/>
                 <w:b/>
-                <w:i w:val="0"/>
                 <w:sz w:val="24"/>
               </w:rPr>
               <w:t>Họ tên giáo viên: Đậu Đình Nguyên</w:t>
@@ -112,14 +115,13 @@
             <w:tcW w:w="4787" w:type="dxa"/>
             <w:tcMar>
               <w:top w:w="100" w:type="dxa"/>
-              <w:bottom w:w="100" w:type="dxa"/>
-              <w:left w:w="150" w:type="dxa"/>
-              <w:right w:w="150" w:type="dxa"/>
-            </w:tcMar>
-          </w:tcPr>
-          <w:p>
-            <w:pPr>
-              <w:jc w:val="left"/>
+              <w:left w:w="150" w:type="dxa"/>
+              <w:bottom w:w="100" w:type="dxa"/>
+              <w:right w:w="150" w:type="dxa"/>
+            </w:tcMar>
+          </w:tcPr>
+          <w:p>
+            <w:pPr>
               <w:rPr>
                 <w:rFonts w:ascii="Times New Roman" w:eastAsia="Times New Roman" w:hAnsi="Times New Roman" w:cs="Times New Roman"/>
                 <w:sz w:val="26"/>
@@ -130,7 +132,6 @@
               <w:rPr>
                 <w:rFonts w:ascii="Times New Roman" w:hAnsi="Times New Roman"/>
                 <w:b/>
-                <w:i w:val="0"/>
                 <w:sz w:val="24"/>
               </w:rPr>
               <w:t>Bộ môn: Robotics</w:t>
@@ -142,128 +143,29 @@
             <w:tcW w:w="4806" w:type="dxa"/>
             <w:tcMar>
               <w:top w:w="100" w:type="dxa"/>
-              <w:bottom w:w="100" w:type="dxa"/>
-              <w:left w:w="150" w:type="dxa"/>
-              <w:right w:w="150" w:type="dxa"/>
-            </w:tcMar>
-          </w:tcPr>
-          <w:p>
-            <w:pPr>
-              <w:jc w:val="left"/>
-              <w:rPr>
-                <w:rFonts w:ascii="Times New Roman" w:eastAsia="Times New Roman" w:hAnsi="Times New Roman" w:cs="Times New Roman"/>
+              <w:left w:w="150" w:type="dxa"/>
+              <w:bottom w:w="100" w:type="dxa"/>
+              <w:right w:w="150" w:type="dxa"/>
+            </w:tcMar>
+          </w:tcPr>
+          <w:p>
+            <w:r>
+              <w:rPr>
+                <w:rFonts w:ascii="Times New Roman" w:hAnsi="Times New Roman" w:cs="Times New Roman" w:eastAsia="Times New Roman"/>
                 <w:sz w:val="26"/>
-                <w:szCs w:val="26"/>
-              </w:rPr>
-            </w:pPr>
-            <w:r>
-              <w:rPr>
-                <w:rFonts w:ascii="Times New Roman" w:hAnsi="Times New Roman"/>
-                <w:b/>
-                <w:i w:val="0"/>
-                <w:sz w:val="24"/>
-              </w:rPr>
-              <w:t>Ngày soạn: 01/09/2026   Ngày dạy: 05/09/2026</w:t>
-              <w:br/>
-              <w:t>Lớp: 6</w:t>
-            </w:r>
-          </w:p>
-          <w:p>
-            <w:pPr>
-              <w:jc w:val="left"/>
-              <w:rPr>
-                <w:rFonts w:ascii="Times New Roman" w:eastAsia="Times New Roman" w:hAnsi="Times New Roman" w:cs="Times New Roman"/>
+                <w:b/>
+              </w:rPr>
+              <w:t xml:space="preserve">Ngày soạn: 22/08/2026   Ngày dạy: 28/08/2026</w:t>
+            </w:r>
+          </w:p>
+          <w:p>
+            <w:r>
+              <w:rPr>
+                <w:rFonts w:ascii="Times New Roman" w:hAnsi="Times New Roman" w:cs="Times New Roman" w:eastAsia="Times New Roman"/>
                 <w:sz w:val="26"/>
-                <w:szCs w:val="26"/>
-              </w:rPr>
-            </w:pPr>
-            <w:r>
-              <w:rPr>
-                <w:rFonts w:ascii="Times New Roman" w:eastAsia="Times New Roman" w:hAnsi="Times New Roman" w:cs="Times New Roman"/>
-                <w:b/>
-                <w:i w:val="0"/>
-                <w:sz w:val="24"/>
-                <w:szCs w:val="26"/>
-              </w:rPr>
-              <w:t>Ngày dạy</w:t>
-            </w:r>
-            <w:r>
-              <w:rPr>
-                <w:rFonts w:ascii="Times New Roman" w:eastAsia="Times New Roman" w:hAnsi="Times New Roman" w:cs="Times New Roman"/>
-                <w:b/>
-                <w:i w:val="0"/>
-                <w:sz w:val="24"/>
-                <w:szCs w:val="26"/>
-              </w:rPr>
-              <w:t>:    /     /2026</w:t>
-            </w:r>
-          </w:p>
-          <w:p>
-            <w:pPr>
-              <w:numPr>
-                <w:ilvl w:val="0"/>
-                <w:numId w:val="1"/>
-              </w:numPr>
-              <w:pBdr>
-                <w:top w:val="nil"/>
-                <w:left w:val="nil"/>
-                <w:bottom w:val="nil"/>
-                <w:right w:val="nil"/>
-                <w:between w:val="nil"/>
-              </w:pBdr>
-              <w:spacing w:line="324" w:lineRule="auto"/>
-              <w:jc w:val="left"/>
-              <w:rPr>
-                <w:rFonts w:ascii="Times New Roman" w:eastAsia="Times New Roman" w:hAnsi="Times New Roman" w:cs="Times New Roman"/>
-                <w:color w:val="000000"/>
-                <w:sz w:val="26"/>
-                <w:szCs w:val="26"/>
-              </w:rPr>
-            </w:pPr>
-            <w:r>
-              <w:rPr>
-                <w:rFonts w:ascii="Times New Roman" w:eastAsia="Times New Roman" w:hAnsi="Times New Roman" w:cs="Times New Roman"/>
-                <w:b/>
-                <w:i w:val="0"/>
-                <w:color w:val="000000"/>
-                <w:sz w:val="24"/>
-                <w:szCs w:val="26"/>
-              </w:rPr>
-              <w:t xml:space="preserve">Lớp </w:t>
-            </w:r>
-          </w:p>
-          <w:p>
-            <w:pPr>
-              <w:numPr>
-                <w:ilvl w:val="0"/>
-                <w:numId w:val="1"/>
-              </w:numPr>
-              <w:pBdr>
-                <w:top w:val="nil"/>
-                <w:left w:val="nil"/>
-                <w:bottom w:val="nil"/>
-                <w:right w:val="nil"/>
-                <w:between w:val="nil"/>
-              </w:pBdr>
-              <w:spacing w:after="120" w:line="324" w:lineRule="auto"/>
-              <w:jc w:val="left"/>
-              <w:rPr>
-                <w:rFonts w:ascii="Times New Roman" w:eastAsia="Times New Roman" w:hAnsi="Times New Roman" w:cs="Times New Roman"/>
-                <w:color w:val="000000"/>
-                <w:sz w:val="26"/>
-                <w:szCs w:val="26"/>
-              </w:rPr>
-            </w:pPr>
-            <w:r>
-              <w:rPr>
-                <w:rFonts w:ascii="Times New Roman" w:eastAsia="Times New Roman" w:hAnsi="Times New Roman" w:cs="Times New Roman"/>
-                <w:b/>
-                <w:i w:val="0"/>
-                <w:color w:val="000000"/>
-                <w:sz w:val="24"/>
-                <w:szCs w:val="26"/>
-              </w:rPr>
-              <w:t xml:space="preserve">Lớp </w:t>
+                <w:b/>
+              </w:rPr>
+              <w:t xml:space="preserve">Lớp: 6A1</w:t>
             </w:r>
           </w:p>
         </w:tc>
@@ -271,14 +173,12 @@
     </w:tbl>
     <w:p>
       <w:pPr>
-        <w:spacing w:line="276" w:lineRule="auto" w:after="60"/>
+        <w:spacing w:after="60" w:line="276" w:lineRule="auto"/>
         <w:jc w:val="center"/>
       </w:pPr>
       <w:r>
         <w:rPr>
-          <w:rFonts w:ascii="Times New Roman" w:hAnsi="Times New Roman"/>
           <w:b/>
-          <w:i w:val="0"/>
           <w:sz w:val="28"/>
         </w:rPr>
         <w:t>TÊN BÀI DẠY: BÀI 3. ROBOT NHẬN BIẾT ÂM THANH</w:t>
@@ -286,28 +186,20 @@
     </w:p>
     <w:p>
       <w:pPr>
-        <w:spacing w:line="276" w:lineRule="auto" w:after="60"/>
+        <w:spacing w:after="60" w:line="276" w:lineRule="auto"/>
         <w:jc w:val="center"/>
       </w:pPr>
       <w:r>
-        <w:rPr>
-          <w:rFonts w:ascii="Times New Roman" w:hAnsi="Times New Roman"/>
-          <w:b/>
-          <w:i w:val="0"/>
-          <w:sz w:val="26"/>
-        </w:rPr>
-        <w:t>MÔN HỌC: ROBOTICS 6 (BỘ KIT OLLO EXCEL 1)</w:t>
+        <w:t>MÔN HỌC: ROBOTICS 6A1 (BỘ KIT OLLO EXCEL 1)</w:t>
       </w:r>
     </w:p>
     <w:p>
       <w:pPr>
-        <w:spacing w:line="276" w:lineRule="auto" w:after="60"/>
+        <w:spacing w:after="60" w:line="276" w:lineRule="auto"/>
         <w:jc w:val="center"/>
       </w:pPr>
       <w:r>
         <w:rPr>
-          <w:rFonts w:ascii="Times New Roman" w:hAnsi="Times New Roman"/>
-          <w:b w:val="0"/>
           <w:i/>
           <w:sz w:val="24"/>
         </w:rPr>
@@ -316,168 +208,158 @@
     </w:p>
     <w:p>
       <w:pPr>
-        <w:spacing w:line="276" w:lineRule="auto" w:after="60"/>
+        <w:spacing w:after="60" w:line="276" w:lineRule="auto"/>
         <w:jc w:val="left"/>
       </w:pPr>
       <w:r>
         <w:rPr>
-          <w:rFonts w:ascii="Times New Roman" w:hAnsi="Times New Roman"/>
           <w:b/>
-          <w:i w:val="0"/>
-          <w:sz w:val="26"/>
         </w:rPr>
         <w:t>I. Mục tiêu</w:t>
       </w:r>
     </w:p>
     <w:p>
       <w:pPr>
-        <w:spacing w:line="276" w:lineRule="auto" w:after="60"/>
+        <w:spacing w:after="60" w:line="276" w:lineRule="auto"/>
         <w:ind w:left="288"/>
         <w:jc w:val="left"/>
       </w:pPr>
       <w:r>
-        <w:rPr>
-          <w:rFonts w:ascii="Times New Roman" w:hAnsi="Times New Roman"/>
-          <w:b w:val="0"/>
-          <w:i w:val="0"/>
-          <w:sz w:val="26"/>
-        </w:rPr>
         <w:t>1. Kiến thức:</w:t>
+      </w:r>
+      <w:r>
         <w:br/>
         <w:t xml:space="preserve">   - Sự hiểu biết về trọng tâm bài học: Tìm hiểu cảm biến âm thanh; lắp robot phản ứng với tiếng vỗ tay.</w:t>
+      </w:r>
+      <w:r>
         <w:br/>
         <w:t xml:space="preserve">   - Khả năng phân tích cấu tạo cơ khí, nguyên lý truyền động bánh răng/động cơ servo Dynamixel và thuật toán điều khiển thông minh trong mô hình Bài 3. Robot nhận biết âm thanh.</w:t>
       </w:r>
     </w:p>
     <w:p>
       <w:pPr>
-        <w:spacing w:line="276" w:lineRule="auto" w:after="60"/>
+        <w:spacing w:after="60" w:line="276" w:lineRule="auto"/>
         <w:ind w:left="288"/>
         <w:jc w:val="left"/>
       </w:pPr>
       <w:r>
-        <w:rPr>
-          <w:rFonts w:ascii="Times New Roman" w:hAnsi="Times New Roman"/>
-          <w:b w:val="0"/>
-          <w:i w:val="0"/>
-          <w:sz w:val="26"/>
-        </w:rPr>
         <w:t>2. Năng lực:</w:t>
+      </w:r>
+      <w:r>
         <w:br/>
         <w:t xml:space="preserve">   - Năng lực chung: Chủ động tự học, tự nghiên cứu tài liệu sơ đồ kỹ thuật; giao tiếp và làm việc nhóm hiệu quả; giải quyết vấn đề sáng tạo kỹ thuật (Đạt được thông qua Hoạt động 2, Hoạt động 3).</w:t>
+      </w:r>
+      <w:r>
         <w:br/>
         <w:t xml:space="preserve">   - Năng lực đặc thù Robotics: Năng lực thiết kế mô phỏng 3D, kĩ năng thao tác lắp ráp chuẩn xác các khớp nối, năng lực nạp code lập trình và hiệu chỉnh robot (Đạt được thông qua Hoạt động 3).</w:t>
+      </w:r>
+      <w:r>
         <w:br/>
         <w:t xml:space="preserve">   - Năng lực số (Khung CV 3456): Kĩ năng vận hành thiết bị điều khiển thông minh, ứng dụng phần mềm nạp lập trình tự động, tuân thủ quy tắc an toàn thiết bị số và nguồn điện (Đạt được thông qua Hoạt động 2, Hoạt động 3).</w:t>
       </w:r>
     </w:p>
     <w:p>
       <w:pPr>
-        <w:spacing w:line="276" w:lineRule="auto" w:after="60"/>
+        <w:spacing w:after="60" w:line="276" w:lineRule="auto"/>
         <w:ind w:left="288"/>
         <w:jc w:val="left"/>
       </w:pPr>
       <w:r>
-        <w:rPr>
-          <w:rFonts w:ascii="Times New Roman" w:hAnsi="Times New Roman"/>
-          <w:b w:val="0"/>
-          <w:i w:val="0"/>
-          <w:sz w:val="26"/>
-        </w:rPr>
         <w:t>3. Phẩm chất:</w:t>
+      </w:r>
+      <w:r>
         <w:br/>
         <w:t xml:space="preserve">   - Trách nhiệm trong việc quản lý, bảo vệ thiết bị công nghệ; trung thực trong báo cáo kết quả thử nghiệm mô hình; tác phong công nghiệp và tư duy khoa học (Đạt được thông qua Hoạt động 3, Hoạt động 4).</w:t>
       </w:r>
     </w:p>
     <w:p>
       <w:pPr>
-        <w:spacing w:line="276" w:lineRule="auto" w:after="60"/>
+        <w:spacing w:after="60" w:line="276" w:lineRule="auto"/>
         <w:jc w:val="left"/>
       </w:pPr>
       <w:r>
         <w:rPr>
-          <w:rFonts w:ascii="Times New Roman" w:hAnsi="Times New Roman"/>
           <w:b/>
-          <w:i w:val="0"/>
-          <w:sz w:val="26"/>
         </w:rPr>
         <w:t>II. Thiết bị dạy học và học liệu:</w:t>
       </w:r>
     </w:p>
     <w:p>
       <w:pPr>
-        <w:spacing w:line="276" w:lineRule="auto" w:after="60"/>
+        <w:spacing w:after="60" w:line="276" w:lineRule="auto"/>
         <w:ind w:left="288"/>
         <w:jc w:val="left"/>
       </w:pPr>
       <w:r>
-        <w:rPr>
-          <w:rFonts w:ascii="Times New Roman" w:hAnsi="Times New Roman"/>
-          <w:b w:val="0"/>
-          <w:i w:val="0"/>
-          <w:sz w:val="26"/>
-        </w:rPr>
         <w:t>1. Thiết bị: Bộ Kit Robotics OLLO Excel 1, máy tính giáo viên và máy tính nhóm học sinh, phần mềm nạp lập trình, máy chiếu bài giảng 3D.</w:t>
+      </w:r>
+      <w:r>
         <w:br/>
         <w:t>2. Học liệu: Phiếu học tập thực hành, sơ đồ nguyên lý cơ khí và thuật toán điều khiển Bài 3. Robot nhận biết âm thanh.</w:t>
       </w:r>
     </w:p>
     <w:p>
       <w:pPr>
-        <w:spacing w:line="276" w:lineRule="auto" w:after="60"/>
+        <w:spacing w:after="60" w:line="276" w:lineRule="auto"/>
         <w:jc w:val="left"/>
       </w:pPr>
       <w:r>
         <w:rPr>
-          <w:rFonts w:ascii="Times New Roman" w:hAnsi="Times New Roman"/>
           <w:b/>
-          <w:i w:val="0"/>
-          <w:sz w:val="26"/>
         </w:rPr>
         <w:t>III. Tiến trình dạy học</w:t>
       </w:r>
     </w:p>
     <w:p>
       <w:pPr>
-        <w:spacing w:line="276" w:lineRule="auto" w:after="60"/>
+        <w:spacing w:after="60" w:line="276" w:lineRule="auto"/>
         <w:jc w:val="left"/>
       </w:pPr>
       <w:r>
         <w:rPr>
-          <w:rFonts w:ascii="Times New Roman" w:hAnsi="Times New Roman"/>
           <w:b/>
-          <w:i w:val="0"/>
-          <w:sz w:val="26"/>
         </w:rPr>
         <w:t>1. Hoạt động 1. Khởi động (Xác định vấn đề/nhiệm vụ học tập/Mở đầu) (7 phút)</w:t>
       </w:r>
     </w:p>
     <w:p>
       <w:pPr>
-        <w:spacing w:line="276" w:lineRule="auto" w:after="60"/>
+        <w:spacing w:after="60" w:line="276" w:lineRule="auto"/>
         <w:ind w:left="288"/>
         <w:jc w:val="left"/>
       </w:pPr>
       <w:r>
         <w:rPr>
-          <w:rFonts w:ascii="Times New Roman" w:hAnsi="Times New Roman"/>
-          <w:b w:val="0"/>
           <w:i/>
-          <w:sz w:val="26"/>
         </w:rPr>
+        <w:lastRenderedPageBreak/>
         <w:t>a) Mục tiêu: Mục tiêu kích hoạt tư duy kỹ thuật và kết nối tình huống vào bài học Bài 3. Robot nhận biết âm thanh.</w:t>
+      </w:r>
+      <w:r>
+        <w:rPr>
+          <w:i/>
+        </w:rPr>
         <w:br/>
         <w:t>b) Nội dung: GV chiếu hình ảnh/video thực tế về Bài 3. Robot nhận biết âm thanh và đặt câu hỏi phân tích cơ chế.</w:t>
+      </w:r>
+      <w:r>
+        <w:rPr>
+          <w:i/>
+        </w:rPr>
         <w:br/>
         <w:t>c) Sản phẩm: Câu trả lời của HS xác định được vấn đề kỹ thuật cần giải quyết.</w:t>
+      </w:r>
+      <w:r>
+        <w:rPr>
+          <w:i/>
+        </w:rPr>
         <w:br/>
         <w:t>d) Tổ chức thực hiện:</w:t>
       </w:r>
     </w:p>
     <w:tbl>
       <w:tblPr>
-        <w:tblW w:type="auto" w:w="0"/>
-        <w:tblLook w:firstColumn="1" w:firstRow="1" w:lastColumn="0" w:lastRow="0" w:noHBand="0" w:noVBand="1" w:val="04A0"/>
+        <w:tblW w:w="0" w:type="auto"/>
         <w:jc w:val="center"/>
         <w:tblBorders>
           <w:top w:val="single" w:sz="4" w:space="0" w:color="000000"/>
@@ -487,35 +369,35 @@
           <w:insideH w:val="single" w:sz="4" w:space="0" w:color="000000"/>
           <w:insideV w:val="single" w:sz="4" w:space="0" w:color="000000"/>
         </w:tblBorders>
+        <w:tblLook w:val="04A0" w:firstRow="1" w:lastRow="0" w:firstColumn="1" w:lastColumn="0" w:noHBand="0" w:noVBand="1"/>
       </w:tblPr>
       <w:tblGrid>
-        <w:gridCol w:w="3250"/>
-        <w:gridCol w:w="3250"/>
-        <w:gridCol w:w="3250"/>
+        <w:gridCol w:w="3246"/>
+        <w:gridCol w:w="3247"/>
+        <w:gridCol w:w="3247"/>
       </w:tblGrid>
       <w:tr>
-        <w:tc>
-          <w:tcPr>
-            <w:tcW w:type="dxa" w:w="3250"/>
-            <w:tcMar>
-              <w:top w:w="100" w:type="dxa"/>
-              <w:bottom w:w="100" w:type="dxa"/>
-              <w:left w:w="150" w:type="dxa"/>
-              <w:right w:w="150" w:type="dxa"/>
-            </w:tcMar>
-          </w:tcPr>
-          <w:p>
-            <w:pPr>
-              <w:spacing w:line="276" w:lineRule="auto" w:after="40"/>
-              <w:jc w:val="center"/>
-            </w:pPr>
-            <w:r/>
-            <w:r>
-              <w:rPr>
-                <w:rFonts w:ascii="Times New Roman" w:hAnsi="Times New Roman"/>
-                <w:b/>
-                <w:i w:val="0"/>
-                <w:sz w:val="26"/>
+        <w:trPr>
+          <w:jc w:val="center"/>
+        </w:trPr>
+        <w:tc>
+          <w:tcPr>
+            <w:tcW w:w="3250" w:type="dxa"/>
+            <w:tcMar>
+              <w:top w:w="100" w:type="dxa"/>
+              <w:left w:w="150" w:type="dxa"/>
+              <w:bottom w:w="100" w:type="dxa"/>
+              <w:right w:w="150" w:type="dxa"/>
+            </w:tcMar>
+          </w:tcPr>
+          <w:p>
+            <w:pPr>
+              <w:spacing w:after="40" w:line="276" w:lineRule="auto"/>
+              <w:jc w:val="center"/>
+            </w:pPr>
+            <w:r>
+              <w:rPr>
+                <w:b/>
               </w:rPr>
               <w:t>Bước</w:t>
             </w:r>
@@ -523,26 +405,22 @@
         </w:tc>
         <w:tc>
           <w:tcPr>
-            <w:tcW w:type="dxa" w:w="3250"/>
-            <w:tcMar>
-              <w:top w:w="100" w:type="dxa"/>
-              <w:bottom w:w="100" w:type="dxa"/>
-              <w:left w:w="150" w:type="dxa"/>
-              <w:right w:w="150" w:type="dxa"/>
-            </w:tcMar>
-          </w:tcPr>
-          <w:p>
-            <w:pPr>
-              <w:spacing w:line="276" w:lineRule="auto" w:after="40"/>
-              <w:jc w:val="center"/>
-            </w:pPr>
-            <w:r/>
-            <w:r>
-              <w:rPr>
-                <w:rFonts w:ascii="Times New Roman" w:hAnsi="Times New Roman"/>
-                <w:b/>
-                <w:i w:val="0"/>
-                <w:sz w:val="26"/>
+            <w:tcW w:w="3250" w:type="dxa"/>
+            <w:tcMar>
+              <w:top w:w="100" w:type="dxa"/>
+              <w:left w:w="150" w:type="dxa"/>
+              <w:bottom w:w="100" w:type="dxa"/>
+              <w:right w:w="150" w:type="dxa"/>
+            </w:tcMar>
+          </w:tcPr>
+          <w:p>
+            <w:pPr>
+              <w:spacing w:after="40" w:line="276" w:lineRule="auto"/>
+              <w:jc w:val="center"/>
+            </w:pPr>
+            <w:r>
+              <w:rPr>
+                <w:b/>
               </w:rPr>
               <w:t>Hoạt động của GV</w:t>
             </w:r>
@@ -550,26 +428,22 @@
         </w:tc>
         <w:tc>
           <w:tcPr>
-            <w:tcW w:type="dxa" w:w="3250"/>
-            <w:tcMar>
-              <w:top w:w="100" w:type="dxa"/>
-              <w:bottom w:w="100" w:type="dxa"/>
-              <w:left w:w="150" w:type="dxa"/>
-              <w:right w:w="150" w:type="dxa"/>
-            </w:tcMar>
-          </w:tcPr>
-          <w:p>
-            <w:pPr>
-              <w:spacing w:line="276" w:lineRule="auto" w:after="40"/>
-              <w:jc w:val="center"/>
-            </w:pPr>
-            <w:r/>
-            <w:r>
-              <w:rPr>
-                <w:rFonts w:ascii="Times New Roman" w:hAnsi="Times New Roman"/>
-                <w:b/>
-                <w:i w:val="0"/>
-                <w:sz w:val="26"/>
+            <w:tcW w:w="3250" w:type="dxa"/>
+            <w:tcMar>
+              <w:top w:w="100" w:type="dxa"/>
+              <w:left w:w="150" w:type="dxa"/>
+              <w:bottom w:w="100" w:type="dxa"/>
+              <w:right w:w="150" w:type="dxa"/>
+            </w:tcMar>
+          </w:tcPr>
+          <w:p>
+            <w:pPr>
+              <w:spacing w:after="40" w:line="276" w:lineRule="auto"/>
+              <w:jc w:val="center"/>
+            </w:pPr>
+            <w:r>
+              <w:rPr>
+                <w:b/>
               </w:rPr>
               <w:t>Hoạt động của HS</w:t>
             </w:r>
@@ -577,25 +451,26 @@
         </w:tc>
       </w:tr>
       <w:tr>
-        <w:tc>
-          <w:tcPr>
-            <w:tcW w:type="dxa" w:w="3250"/>
-            <w:tcMar>
-              <w:top w:w="100" w:type="dxa"/>
-              <w:bottom w:w="100" w:type="dxa"/>
-              <w:left w:w="150" w:type="dxa"/>
-              <w:right w:w="150" w:type="dxa"/>
-            </w:tcMar>
-          </w:tcPr>
-          <w:p>
-            <w:pPr>
-              <w:spacing w:line="276" w:lineRule="auto" w:after="40"/>
-              <w:jc w:val="center"/>
-            </w:pPr>
-            <w:r/>
-            <w:r>
-              <w:rPr>
-                <w:rFonts w:ascii="Times New Roman" w:hAnsi="Times New Roman"/>
+        <w:trPr>
+          <w:jc w:val="center"/>
+        </w:trPr>
+        <w:tc>
+          <w:tcPr>
+            <w:tcW w:w="3250" w:type="dxa"/>
+            <w:tcMar>
+              <w:top w:w="100" w:type="dxa"/>
+              <w:left w:w="150" w:type="dxa"/>
+              <w:bottom w:w="100" w:type="dxa"/>
+              <w:right w:w="150" w:type="dxa"/>
+            </w:tcMar>
+          </w:tcPr>
+          <w:p>
+            <w:pPr>
+              <w:spacing w:after="40" w:line="276" w:lineRule="auto"/>
+              <w:jc w:val="center"/>
+            </w:pPr>
+            <w:r>
+              <w:rPr>
                 <w:b/>
                 <w:i/>
                 <w:sz w:val="22"/>
@@ -605,12 +480,11 @@
           </w:p>
           <w:p>
             <w:pPr>
-              <w:spacing w:line="276" w:lineRule="auto" w:after="40"/>
-              <w:jc w:val="center"/>
-            </w:pPr>
-            <w:r>
-              <w:rPr>
-                <w:rFonts w:ascii="Times New Roman" w:hAnsi="Times New Roman"/>
+              <w:spacing w:after="40" w:line="276" w:lineRule="auto"/>
+              <w:jc w:val="center"/>
+            </w:pPr>
+            <w:r>
+              <w:rPr>
                 <w:b/>
                 <w:i/>
                 <w:sz w:val="22"/>
@@ -620,12 +494,11 @@
           </w:p>
           <w:p>
             <w:pPr>
-              <w:spacing w:line="276" w:lineRule="auto" w:after="40"/>
-              <w:jc w:val="center"/>
-            </w:pPr>
-            <w:r>
-              <w:rPr>
-                <w:rFonts w:ascii="Times New Roman" w:hAnsi="Times New Roman"/>
+              <w:spacing w:after="40" w:line="276" w:lineRule="auto"/>
+              <w:jc w:val="center"/>
+            </w:pPr>
+            <w:r>
+              <w:rPr>
                 <w:b/>
                 <w:i/>
                 <w:sz w:val="22"/>
@@ -636,25 +509,21 @@
         </w:tc>
         <w:tc>
           <w:tcPr>
-            <w:tcW w:type="dxa" w:w="3250"/>
-            <w:tcMar>
-              <w:top w:w="100" w:type="dxa"/>
-              <w:bottom w:w="100" w:type="dxa"/>
-              <w:left w:w="150" w:type="dxa"/>
-              <w:right w:w="150" w:type="dxa"/>
-            </w:tcMar>
-          </w:tcPr>
-          <w:p>
-            <w:pPr>
-              <w:spacing w:line="276" w:lineRule="auto" w:after="40"/>
+            <w:tcW w:w="3250" w:type="dxa"/>
+            <w:tcMar>
+              <w:top w:w="100" w:type="dxa"/>
+              <w:left w:w="150" w:type="dxa"/>
+              <w:bottom w:w="100" w:type="dxa"/>
+              <w:right w:w="150" w:type="dxa"/>
+            </w:tcMar>
+          </w:tcPr>
+          <w:p>
+            <w:pPr>
+              <w:spacing w:after="40" w:line="276" w:lineRule="auto"/>
               <w:jc w:val="left"/>
             </w:pPr>
-            <w:r/>
-            <w:r>
-              <w:rPr>
-                <w:rFonts w:ascii="Times New Roman" w:hAnsi="Times New Roman"/>
-                <w:b w:val="0"/>
-                <w:i w:val="0"/>
+            <w:r>
+              <w:rPr>
                 <w:sz w:val="24"/>
               </w:rPr>
               <w:t>GV trình chiếu clip/hình ảnh thực tế liên quan đến Bài 3. Robot nhận biết âm thanh, yêu cầu HS quan sát.</w:t>
@@ -663,25 +532,21 @@
         </w:tc>
         <w:tc>
           <w:tcPr>
-            <w:tcW w:type="dxa" w:w="3250"/>
-            <w:tcMar>
-              <w:top w:w="100" w:type="dxa"/>
-              <w:bottom w:w="100" w:type="dxa"/>
-              <w:left w:w="150" w:type="dxa"/>
-              <w:right w:w="150" w:type="dxa"/>
-            </w:tcMar>
-          </w:tcPr>
-          <w:p>
-            <w:pPr>
-              <w:spacing w:line="276" w:lineRule="auto" w:after="40"/>
+            <w:tcW w:w="3250" w:type="dxa"/>
+            <w:tcMar>
+              <w:top w:w="100" w:type="dxa"/>
+              <w:left w:w="150" w:type="dxa"/>
+              <w:bottom w:w="100" w:type="dxa"/>
+              <w:right w:w="150" w:type="dxa"/>
+            </w:tcMar>
+          </w:tcPr>
+          <w:p>
+            <w:pPr>
+              <w:spacing w:after="40" w:line="276" w:lineRule="auto"/>
               <w:jc w:val="left"/>
             </w:pPr>
-            <w:r/>
-            <w:r>
-              <w:rPr>
-                <w:rFonts w:ascii="Times New Roman" w:hAnsi="Times New Roman"/>
-                <w:b w:val="0"/>
-                <w:i w:val="0"/>
+            <w:r>
+              <w:rPr>
                 <w:sz w:val="24"/>
               </w:rPr>
               <w:t>HS tập trung quan sát màn chiếu, lắng nghe câu hỏi dẫn dắt.</w:t>
@@ -690,25 +555,26 @@
         </w:tc>
       </w:tr>
       <w:tr>
-        <w:tc>
-          <w:tcPr>
-            <w:tcW w:type="dxa" w:w="3250"/>
-            <w:tcMar>
-              <w:top w:w="100" w:type="dxa"/>
-              <w:bottom w:w="100" w:type="dxa"/>
-              <w:left w:w="150" w:type="dxa"/>
-              <w:right w:w="150" w:type="dxa"/>
-            </w:tcMar>
-          </w:tcPr>
-          <w:p>
-            <w:pPr>
-              <w:spacing w:line="276" w:lineRule="auto" w:after="40"/>
-              <w:jc w:val="center"/>
-            </w:pPr>
-            <w:r/>
-            <w:r>
-              <w:rPr>
-                <w:rFonts w:ascii="Times New Roman" w:hAnsi="Times New Roman"/>
+        <w:trPr>
+          <w:jc w:val="center"/>
+        </w:trPr>
+        <w:tc>
+          <w:tcPr>
+            <w:tcW w:w="3250" w:type="dxa"/>
+            <w:tcMar>
+              <w:top w:w="100" w:type="dxa"/>
+              <w:left w:w="150" w:type="dxa"/>
+              <w:bottom w:w="100" w:type="dxa"/>
+              <w:right w:w="150" w:type="dxa"/>
+            </w:tcMar>
+          </w:tcPr>
+          <w:p>
+            <w:pPr>
+              <w:spacing w:after="40" w:line="276" w:lineRule="auto"/>
+              <w:jc w:val="center"/>
+            </w:pPr>
+            <w:r>
+              <w:rPr>
                 <w:b/>
                 <w:i/>
                 <w:sz w:val="22"/>
@@ -718,12 +584,11 @@
           </w:p>
           <w:p>
             <w:pPr>
-              <w:spacing w:line="276" w:lineRule="auto" w:after="40"/>
-              <w:jc w:val="center"/>
-            </w:pPr>
-            <w:r>
-              <w:rPr>
-                <w:rFonts w:ascii="Times New Roman" w:hAnsi="Times New Roman"/>
+              <w:spacing w:after="40" w:line="276" w:lineRule="auto"/>
+              <w:jc w:val="center"/>
+            </w:pPr>
+            <w:r>
+              <w:rPr>
                 <w:b/>
                 <w:i/>
                 <w:sz w:val="22"/>
@@ -733,12 +598,11 @@
           </w:p>
           <w:p>
             <w:pPr>
-              <w:spacing w:line="276" w:lineRule="auto" w:after="40"/>
-              <w:jc w:val="center"/>
-            </w:pPr>
-            <w:r>
-              <w:rPr>
-                <w:rFonts w:ascii="Times New Roman" w:hAnsi="Times New Roman"/>
+              <w:spacing w:after="40" w:line="276" w:lineRule="auto"/>
+              <w:jc w:val="center"/>
+            </w:pPr>
+            <w:r>
+              <w:rPr>
                 <w:b/>
                 <w:i/>
                 <w:sz w:val="22"/>
@@ -749,25 +613,21 @@
         </w:tc>
         <w:tc>
           <w:tcPr>
-            <w:tcW w:type="dxa" w:w="3250"/>
-            <w:tcMar>
-              <w:top w:w="100" w:type="dxa"/>
-              <w:bottom w:w="100" w:type="dxa"/>
-              <w:left w:w="150" w:type="dxa"/>
-              <w:right w:w="150" w:type="dxa"/>
-            </w:tcMar>
-          </w:tcPr>
-          <w:p>
-            <w:pPr>
-              <w:spacing w:line="276" w:lineRule="auto" w:after="40"/>
+            <w:tcW w:w="3250" w:type="dxa"/>
+            <w:tcMar>
+              <w:top w:w="100" w:type="dxa"/>
+              <w:left w:w="150" w:type="dxa"/>
+              <w:bottom w:w="100" w:type="dxa"/>
+              <w:right w:w="150" w:type="dxa"/>
+            </w:tcMar>
+          </w:tcPr>
+          <w:p>
+            <w:pPr>
+              <w:spacing w:after="40" w:line="276" w:lineRule="auto"/>
               <w:jc w:val="left"/>
             </w:pPr>
-            <w:r/>
-            <w:r>
-              <w:rPr>
-                <w:rFonts w:ascii="Times New Roman" w:hAnsi="Times New Roman"/>
-                <w:b w:val="0"/>
-                <w:i w:val="0"/>
+            <w:r>
+              <w:rPr>
                 <w:sz w:val="24"/>
               </w:rPr>
               <w:t>GV theo dõi, gợi mở các câu hỏi liên quan đến nguyên lý chuyển động.</w:t>
@@ -776,25 +636,21 @@
         </w:tc>
         <w:tc>
           <w:tcPr>
-            <w:tcW w:type="dxa" w:w="3250"/>
-            <w:tcMar>
-              <w:top w:w="100" w:type="dxa"/>
-              <w:bottom w:w="100" w:type="dxa"/>
-              <w:left w:w="150" w:type="dxa"/>
-              <w:right w:w="150" w:type="dxa"/>
-            </w:tcMar>
-          </w:tcPr>
-          <w:p>
-            <w:pPr>
-              <w:spacing w:line="276" w:lineRule="auto" w:after="40"/>
+            <w:tcW w:w="3250" w:type="dxa"/>
+            <w:tcMar>
+              <w:top w:w="100" w:type="dxa"/>
+              <w:left w:w="150" w:type="dxa"/>
+              <w:bottom w:w="100" w:type="dxa"/>
+              <w:right w:w="150" w:type="dxa"/>
+            </w:tcMar>
+          </w:tcPr>
+          <w:p>
+            <w:pPr>
+              <w:spacing w:after="40" w:line="276" w:lineRule="auto"/>
               <w:jc w:val="left"/>
             </w:pPr>
-            <w:r/>
-            <w:r>
-              <w:rPr>
-                <w:rFonts w:ascii="Times New Roman" w:hAnsi="Times New Roman"/>
-                <w:b w:val="0"/>
-                <w:i w:val="0"/>
+            <w:r>
+              <w:rPr>
                 <w:sz w:val="24"/>
               </w:rPr>
               <w:t>HS thảo luận nhanh theo nhóm bàn, phân tích các hiện tượng kỹ thuật.</w:t>
@@ -803,25 +659,26 @@
         </w:tc>
       </w:tr>
       <w:tr>
-        <w:tc>
-          <w:tcPr>
-            <w:tcW w:type="dxa" w:w="3250"/>
-            <w:tcMar>
-              <w:top w:w="100" w:type="dxa"/>
-              <w:bottom w:w="100" w:type="dxa"/>
-              <w:left w:w="150" w:type="dxa"/>
-              <w:right w:w="150" w:type="dxa"/>
-            </w:tcMar>
-          </w:tcPr>
-          <w:p>
-            <w:pPr>
-              <w:spacing w:line="276" w:lineRule="auto" w:after="40"/>
-              <w:jc w:val="center"/>
-            </w:pPr>
-            <w:r/>
-            <w:r>
-              <w:rPr>
-                <w:rFonts w:ascii="Times New Roman" w:hAnsi="Times New Roman"/>
+        <w:trPr>
+          <w:jc w:val="center"/>
+        </w:trPr>
+        <w:tc>
+          <w:tcPr>
+            <w:tcW w:w="3250" w:type="dxa"/>
+            <w:tcMar>
+              <w:top w:w="100" w:type="dxa"/>
+              <w:left w:w="150" w:type="dxa"/>
+              <w:bottom w:w="100" w:type="dxa"/>
+              <w:right w:w="150" w:type="dxa"/>
+            </w:tcMar>
+          </w:tcPr>
+          <w:p>
+            <w:pPr>
+              <w:spacing w:after="40" w:line="276" w:lineRule="auto"/>
+              <w:jc w:val="center"/>
+            </w:pPr>
+            <w:r>
+              <w:rPr>
                 <w:b/>
                 <w:i/>
                 <w:sz w:val="22"/>
@@ -831,12 +688,11 @@
           </w:p>
           <w:p>
             <w:pPr>
-              <w:spacing w:line="276" w:lineRule="auto" w:after="40"/>
-              <w:jc w:val="center"/>
-            </w:pPr>
-            <w:r>
-              <w:rPr>
-                <w:rFonts w:ascii="Times New Roman" w:hAnsi="Times New Roman"/>
+              <w:spacing w:after="40" w:line="276" w:lineRule="auto"/>
+              <w:jc w:val="center"/>
+            </w:pPr>
+            <w:r>
+              <w:rPr>
                 <w:b/>
                 <w:i/>
                 <w:sz w:val="22"/>
@@ -846,12 +702,11 @@
           </w:p>
           <w:p>
             <w:pPr>
-              <w:spacing w:line="276" w:lineRule="auto" w:after="40"/>
-              <w:jc w:val="center"/>
-            </w:pPr>
-            <w:r>
-              <w:rPr>
-                <w:rFonts w:ascii="Times New Roman" w:hAnsi="Times New Roman"/>
+              <w:spacing w:after="40" w:line="276" w:lineRule="auto"/>
+              <w:jc w:val="center"/>
+            </w:pPr>
+            <w:r>
+              <w:rPr>
                 <w:b/>
                 <w:i/>
                 <w:sz w:val="22"/>
@@ -862,25 +717,21 @@
         </w:tc>
         <w:tc>
           <w:tcPr>
-            <w:tcW w:type="dxa" w:w="3250"/>
-            <w:tcMar>
-              <w:top w:w="100" w:type="dxa"/>
-              <w:bottom w:w="100" w:type="dxa"/>
-              <w:left w:w="150" w:type="dxa"/>
-              <w:right w:w="150" w:type="dxa"/>
-            </w:tcMar>
-          </w:tcPr>
-          <w:p>
-            <w:pPr>
-              <w:spacing w:line="276" w:lineRule="auto" w:after="40"/>
+            <w:tcW w:w="3250" w:type="dxa"/>
+            <w:tcMar>
+              <w:top w:w="100" w:type="dxa"/>
+              <w:left w:w="150" w:type="dxa"/>
+              <w:bottom w:w="100" w:type="dxa"/>
+              <w:right w:w="150" w:type="dxa"/>
+            </w:tcMar>
+          </w:tcPr>
+          <w:p>
+            <w:pPr>
+              <w:spacing w:after="40" w:line="276" w:lineRule="auto"/>
               <w:jc w:val="left"/>
             </w:pPr>
-            <w:r/>
-            <w:r>
-              <w:rPr>
-                <w:rFonts w:ascii="Times New Roman" w:hAnsi="Times New Roman"/>
-                <w:b w:val="0"/>
-                <w:i w:val="0"/>
+            <w:r>
+              <w:rPr>
                 <w:sz w:val="24"/>
               </w:rPr>
               <w:t>GV gọi 2 đại diện HS trả lời câu hỏi khởi động.</w:t>
@@ -889,25 +740,21 @@
         </w:tc>
         <w:tc>
           <w:tcPr>
-            <w:tcW w:type="dxa" w:w="3250"/>
-            <w:tcMar>
-              <w:top w:w="100" w:type="dxa"/>
-              <w:bottom w:w="100" w:type="dxa"/>
-              <w:left w:w="150" w:type="dxa"/>
-              <w:right w:w="150" w:type="dxa"/>
-            </w:tcMar>
-          </w:tcPr>
-          <w:p>
-            <w:pPr>
-              <w:spacing w:line="276" w:lineRule="auto" w:after="40"/>
+            <w:tcW w:w="3250" w:type="dxa"/>
+            <w:tcMar>
+              <w:top w:w="100" w:type="dxa"/>
+              <w:left w:w="150" w:type="dxa"/>
+              <w:bottom w:w="100" w:type="dxa"/>
+              <w:right w:w="150" w:type="dxa"/>
+            </w:tcMar>
+          </w:tcPr>
+          <w:p>
+            <w:pPr>
+              <w:spacing w:after="40" w:line="276" w:lineRule="auto"/>
               <w:jc w:val="left"/>
             </w:pPr>
-            <w:r/>
-            <w:r>
-              <w:rPr>
-                <w:rFonts w:ascii="Times New Roman" w:hAnsi="Times New Roman"/>
-                <w:b w:val="0"/>
-                <w:i w:val="0"/>
+            <w:r>
+              <w:rPr>
                 <w:sz w:val="24"/>
               </w:rPr>
               <w:t>Đại diện HS nêu giả thuyết và nguyên lý vận hành ban đầu.</w:t>
@@ -916,25 +763,26 @@
         </w:tc>
       </w:tr>
       <w:tr>
-        <w:tc>
-          <w:tcPr>
-            <w:tcW w:type="dxa" w:w="3250"/>
-            <w:tcMar>
-              <w:top w:w="100" w:type="dxa"/>
-              <w:bottom w:w="100" w:type="dxa"/>
-              <w:left w:w="150" w:type="dxa"/>
-              <w:right w:w="150" w:type="dxa"/>
-            </w:tcMar>
-          </w:tcPr>
-          <w:p>
-            <w:pPr>
-              <w:spacing w:line="276" w:lineRule="auto" w:after="40"/>
-              <w:jc w:val="center"/>
-            </w:pPr>
-            <w:r/>
-            <w:r>
-              <w:rPr>
-                <w:rFonts w:ascii="Times New Roman" w:hAnsi="Times New Roman"/>
+        <w:trPr>
+          <w:jc w:val="center"/>
+        </w:trPr>
+        <w:tc>
+          <w:tcPr>
+            <w:tcW w:w="3250" w:type="dxa"/>
+            <w:tcMar>
+              <w:top w:w="100" w:type="dxa"/>
+              <w:left w:w="150" w:type="dxa"/>
+              <w:bottom w:w="100" w:type="dxa"/>
+              <w:right w:w="150" w:type="dxa"/>
+            </w:tcMar>
+          </w:tcPr>
+          <w:p>
+            <w:pPr>
+              <w:spacing w:after="40" w:line="276" w:lineRule="auto"/>
+              <w:jc w:val="center"/>
+            </w:pPr>
+            <w:r>
+              <w:rPr>
                 <w:b/>
                 <w:i/>
                 <w:sz w:val="22"/>
@@ -944,12 +792,11 @@
           </w:p>
           <w:p>
             <w:pPr>
-              <w:spacing w:line="276" w:lineRule="auto" w:after="40"/>
-              <w:jc w:val="center"/>
-            </w:pPr>
-            <w:r>
-              <w:rPr>
-                <w:rFonts w:ascii="Times New Roman" w:hAnsi="Times New Roman"/>
+              <w:spacing w:after="40" w:line="276" w:lineRule="auto"/>
+              <w:jc w:val="center"/>
+            </w:pPr>
+            <w:r>
+              <w:rPr>
                 <w:b/>
                 <w:i/>
                 <w:sz w:val="22"/>
@@ -959,12 +806,11 @@
           </w:p>
           <w:p>
             <w:pPr>
-              <w:spacing w:line="276" w:lineRule="auto" w:after="40"/>
-              <w:jc w:val="center"/>
-            </w:pPr>
-            <w:r>
-              <w:rPr>
-                <w:rFonts w:ascii="Times New Roman" w:hAnsi="Times New Roman"/>
+              <w:spacing w:after="40" w:line="276" w:lineRule="auto"/>
+              <w:jc w:val="center"/>
+            </w:pPr>
+            <w:r>
+              <w:rPr>
                 <w:b/>
                 <w:i/>
                 <w:sz w:val="22"/>
@@ -975,25 +821,21 @@
         </w:tc>
         <w:tc>
           <w:tcPr>
-            <w:tcW w:type="dxa" w:w="3250"/>
-            <w:tcMar>
-              <w:top w:w="100" w:type="dxa"/>
-              <w:bottom w:w="100" w:type="dxa"/>
-              <w:left w:w="150" w:type="dxa"/>
-              <w:right w:w="150" w:type="dxa"/>
-            </w:tcMar>
-          </w:tcPr>
-          <w:p>
-            <w:pPr>
-              <w:spacing w:line="276" w:lineRule="auto" w:after="40"/>
+            <w:tcW w:w="3250" w:type="dxa"/>
+            <w:tcMar>
+              <w:top w:w="100" w:type="dxa"/>
+              <w:left w:w="150" w:type="dxa"/>
+              <w:bottom w:w="100" w:type="dxa"/>
+              <w:right w:w="150" w:type="dxa"/>
+            </w:tcMar>
+          </w:tcPr>
+          <w:p>
+            <w:pPr>
+              <w:spacing w:after="40" w:line="276" w:lineRule="auto"/>
               <w:jc w:val="left"/>
             </w:pPr>
-            <w:r/>
-            <w:r>
-              <w:rPr>
-                <w:rFonts w:ascii="Times New Roman" w:hAnsi="Times New Roman"/>
-                <w:b w:val="0"/>
-                <w:i w:val="0"/>
+            <w:r>
+              <w:rPr>
                 <w:sz w:val="24"/>
               </w:rPr>
               <w:t>GV nhận xét, chuẩn hóa kiến thức và dẫn dắt vào bài mới.</w:t>
@@ -1002,25 +844,21 @@
         </w:tc>
         <w:tc>
           <w:tcPr>
-            <w:tcW w:type="dxa" w:w="3250"/>
-            <w:tcMar>
-              <w:top w:w="100" w:type="dxa"/>
-              <w:bottom w:w="100" w:type="dxa"/>
-              <w:left w:w="150" w:type="dxa"/>
-              <w:right w:w="150" w:type="dxa"/>
-            </w:tcMar>
-          </w:tcPr>
-          <w:p>
-            <w:pPr>
-              <w:spacing w:line="276" w:lineRule="auto" w:after="40"/>
+            <w:tcW w:w="3250" w:type="dxa"/>
+            <w:tcMar>
+              <w:top w:w="100" w:type="dxa"/>
+              <w:left w:w="150" w:type="dxa"/>
+              <w:bottom w:w="100" w:type="dxa"/>
+              <w:right w:w="150" w:type="dxa"/>
+            </w:tcMar>
+          </w:tcPr>
+          <w:p>
+            <w:pPr>
+              <w:spacing w:after="40" w:line="276" w:lineRule="auto"/>
               <w:jc w:val="left"/>
             </w:pPr>
-            <w:r/>
-            <w:r>
-              <w:rPr>
-                <w:rFonts w:ascii="Times New Roman" w:hAnsi="Times New Roman"/>
-                <w:b w:val="0"/>
-                <w:i w:val="0"/>
+            <w:r>
+              <w:rPr>
                 <w:sz w:val="24"/>
               </w:rPr>
               <w:t>HS lắng nghe, ghi chép và mở bộ Kit Robotics chuẩn bị thực hành.</w:t>
@@ -1031,51 +869,59 @@
     </w:tbl>
     <w:p>
       <w:pPr>
-        <w:spacing w:line="276" w:lineRule="auto" w:after="60"/>
+        <w:spacing w:after="60" w:line="276" w:lineRule="auto"/>
         <w:jc w:val="left"/>
       </w:pPr>
     </w:p>
     <w:p>
       <w:pPr>
-        <w:spacing w:line="276" w:lineRule="auto" w:after="60"/>
+        <w:spacing w:after="60" w:line="276" w:lineRule="auto"/>
         <w:jc w:val="left"/>
       </w:pPr>
       <w:r>
         <w:rPr>
-          <w:rFonts w:ascii="Times New Roman" w:hAnsi="Times New Roman"/>
           <w:b/>
-          <w:i w:val="0"/>
-          <w:sz w:val="26"/>
         </w:rPr>
         <w:t>2. Hoạt động 2. Hình thành kiến thức mới/giải quyết vấn đề (18 phút)</w:t>
       </w:r>
     </w:p>
     <w:p>
       <w:pPr>
-        <w:spacing w:line="276" w:lineRule="auto" w:after="60"/>
+        <w:spacing w:after="60" w:line="276" w:lineRule="auto"/>
         <w:ind w:left="288"/>
         <w:jc w:val="left"/>
       </w:pPr>
       <w:r>
         <w:rPr>
-          <w:rFonts w:ascii="Times New Roman" w:hAnsi="Times New Roman"/>
-          <w:b w:val="0"/>
           <w:i/>
-          <w:sz w:val="26"/>
         </w:rPr>
         <w:t>a) Mục tiêu: Nghiên cứu sơ đồ thiết kế và thuật toán cho mô hình Bài 3. Robot nhận biết âm thanh.</w:t>
+      </w:r>
+      <w:r>
+        <w:rPr>
+          <w:i/>
+        </w:rPr>
         <w:br/>
         <w:t>b) Nội dung: GV yêu cầu HS tìm hiểu các linh kiện khung, chốt, động cơ và cơ cấu truyền động.</w:t>
+      </w:r>
+      <w:r>
+        <w:rPr>
+          <w:i/>
+        </w:rPr>
         <w:br/>
         <w:t>c) Sản phẩm: Sơ đồ khối nguyên lý cơ khí và danh mục linh kiện được chọn chính xác.</w:t>
+      </w:r>
+      <w:r>
+        <w:rPr>
+          <w:i/>
+        </w:rPr>
         <w:br/>
         <w:t>d) Tổ chức thực hiện:</w:t>
       </w:r>
     </w:p>
     <w:tbl>
       <w:tblPr>
-        <w:tblW w:type="auto" w:w="0"/>
-        <w:tblLook w:firstColumn="1" w:firstRow="1" w:lastColumn="0" w:lastRow="0" w:noHBand="0" w:noVBand="1" w:val="04A0"/>
+        <w:tblW w:w="0" w:type="auto"/>
         <w:jc w:val="center"/>
         <w:tblBorders>
           <w:top w:val="single" w:sz="4" w:space="0" w:color="000000"/>
@@ -1085,47 +931,35 @@
           <w:insideH w:val="single" w:sz="4" w:space="0" w:color="000000"/>
           <w:insideV w:val="single" w:sz="4" w:space="0" w:color="000000"/>
         </w:tblBorders>
+        <w:tblLook w:val="04A0" w:firstRow="1" w:lastRow="0" w:firstColumn="1" w:lastColumn="0" w:noHBand="0" w:noVBand="1"/>
       </w:tblPr>
       <w:tblGrid>
-        <w:gridCol w:w="3250"/>
-        <w:gridCol w:w="3250"/>
-        <w:gridCol w:w="3250"/>
+        <w:gridCol w:w="3246"/>
+        <w:gridCol w:w="3247"/>
+        <w:gridCol w:w="3247"/>
       </w:tblGrid>
       <w:tr>
-        <w:tc>
-          <w:tcPr>
-            <w:tcW w:type="dxa" w:w="3250"/>
-            <w:tcMar>
-              <w:top w:w="100" w:type="dxa"/>
-              <w:bottom w:w="100" w:type="dxa"/>
-              <w:left w:w="150" w:type="dxa"/>
-              <w:right w:w="150" w:type="dxa"/>
-            </w:tcMar>
-            <w:tcMar>
-              <w:top w:w="100" w:type="dxa"/>
-              <w:bottom w:w="100" w:type="dxa"/>
-              <w:left w:w="150" w:type="dxa"/>
-              <w:right w:w="150" w:type="dxa"/>
-            </w:tcMar>
-          </w:tcPr>
-          <w:p>
-            <w:pPr>
-              <w:spacing w:line="276" w:lineRule="auto" w:after="40"/>
-              <w:jc w:val="center"/>
-            </w:pPr>
-            <w:r>
-              <w:rPr>
-                <w:rFonts w:ascii="Times New Roman" w:hAnsi="Times New Roman"/>
-                <w:b/>
-                <w:i w:val="0"/>
-                <w:sz w:val="24"/>
-              </w:rPr>
-            </w:r>
-            <w:r>
-              <w:rPr>
-                <w:rFonts w:ascii="Times New Roman" w:hAnsi="Times New Roman"/>
-                <w:b/>
-                <w:i w:val="0"/>
+        <w:trPr>
+          <w:jc w:val="center"/>
+        </w:trPr>
+        <w:tc>
+          <w:tcPr>
+            <w:tcW w:w="3250" w:type="dxa"/>
+            <w:tcMar>
+              <w:top w:w="100" w:type="dxa"/>
+              <w:left w:w="150" w:type="dxa"/>
+              <w:bottom w:w="100" w:type="dxa"/>
+              <w:right w:w="150" w:type="dxa"/>
+            </w:tcMar>
+          </w:tcPr>
+          <w:p>
+            <w:pPr>
+              <w:spacing w:after="40" w:line="276" w:lineRule="auto"/>
+              <w:jc w:val="center"/>
+            </w:pPr>
+            <w:r>
+              <w:rPr>
+                <w:b/>
                 <w:sz w:val="24"/>
               </w:rPr>
               <w:t>Bước</w:t>
@@ -1134,38 +968,22 @@
         </w:tc>
         <w:tc>
           <w:tcPr>
-            <w:tcW w:type="dxa" w:w="3250"/>
-            <w:tcMar>
-              <w:top w:w="100" w:type="dxa"/>
-              <w:bottom w:w="100" w:type="dxa"/>
-              <w:left w:w="150" w:type="dxa"/>
-              <w:right w:w="150" w:type="dxa"/>
-            </w:tcMar>
-            <w:tcMar>
-              <w:top w:w="100" w:type="dxa"/>
-              <w:bottom w:w="100" w:type="dxa"/>
-              <w:left w:w="150" w:type="dxa"/>
-              <w:right w:w="150" w:type="dxa"/>
-            </w:tcMar>
-          </w:tcPr>
-          <w:p>
-            <w:pPr>
-              <w:spacing w:line="276" w:lineRule="auto" w:after="40"/>
-              <w:jc w:val="center"/>
-            </w:pPr>
-            <w:r>
-              <w:rPr>
-                <w:rFonts w:ascii="Times New Roman" w:hAnsi="Times New Roman"/>
-                <w:b/>
-                <w:i w:val="0"/>
-                <w:sz w:val="24"/>
-              </w:rPr>
-            </w:r>
-            <w:r>
-              <w:rPr>
-                <w:rFonts w:ascii="Times New Roman" w:hAnsi="Times New Roman"/>
-                <w:b/>
-                <w:i w:val="0"/>
+            <w:tcW w:w="3250" w:type="dxa"/>
+            <w:tcMar>
+              <w:top w:w="100" w:type="dxa"/>
+              <w:left w:w="150" w:type="dxa"/>
+              <w:bottom w:w="100" w:type="dxa"/>
+              <w:right w:w="150" w:type="dxa"/>
+            </w:tcMar>
+          </w:tcPr>
+          <w:p>
+            <w:pPr>
+              <w:spacing w:after="40" w:line="276" w:lineRule="auto"/>
+              <w:jc w:val="center"/>
+            </w:pPr>
+            <w:r>
+              <w:rPr>
+                <w:b/>
                 <w:sz w:val="24"/>
               </w:rPr>
               <w:t>Hoạt động của GV</w:t>
@@ -1174,38 +992,22 @@
         </w:tc>
         <w:tc>
           <w:tcPr>
-            <w:tcW w:type="dxa" w:w="3250"/>
-            <w:tcMar>
-              <w:top w:w="100" w:type="dxa"/>
-              <w:bottom w:w="100" w:type="dxa"/>
-              <w:left w:w="150" w:type="dxa"/>
-              <w:right w:w="150" w:type="dxa"/>
-            </w:tcMar>
-            <w:tcMar>
-              <w:top w:w="100" w:type="dxa"/>
-              <w:bottom w:w="100" w:type="dxa"/>
-              <w:left w:w="150" w:type="dxa"/>
-              <w:right w:w="150" w:type="dxa"/>
-            </w:tcMar>
-          </w:tcPr>
-          <w:p>
-            <w:pPr>
-              <w:spacing w:line="276" w:lineRule="auto" w:after="40"/>
-              <w:jc w:val="center"/>
-            </w:pPr>
-            <w:r>
-              <w:rPr>
-                <w:rFonts w:ascii="Times New Roman" w:hAnsi="Times New Roman"/>
-                <w:b/>
-                <w:i w:val="0"/>
-                <w:sz w:val="24"/>
-              </w:rPr>
-            </w:r>
-            <w:r>
-              <w:rPr>
-                <w:rFonts w:ascii="Times New Roman" w:hAnsi="Times New Roman"/>
-                <w:b/>
-                <w:i w:val="0"/>
+            <w:tcW w:w="3250" w:type="dxa"/>
+            <w:tcMar>
+              <w:top w:w="100" w:type="dxa"/>
+              <w:left w:w="150" w:type="dxa"/>
+              <w:bottom w:w="100" w:type="dxa"/>
+              <w:right w:w="150" w:type="dxa"/>
+            </w:tcMar>
+          </w:tcPr>
+          <w:p>
+            <w:pPr>
+              <w:spacing w:after="40" w:line="276" w:lineRule="auto"/>
+              <w:jc w:val="center"/>
+            </w:pPr>
+            <w:r>
+              <w:rPr>
+                <w:b/>
                 <w:sz w:val="24"/>
               </w:rPr>
               <w:t>Hoạt động của HS</w:t>
@@ -1214,40 +1016,27 @@
         </w:tc>
       </w:tr>
       <w:tr>
-        <w:tc>
-          <w:tcPr>
-            <w:tcW w:type="dxa" w:w="3250"/>
-            <w:tcMar>
-              <w:top w:w="100" w:type="dxa"/>
-              <w:bottom w:w="100" w:type="dxa"/>
-              <w:left w:w="150" w:type="dxa"/>
-              <w:right w:w="150" w:type="dxa"/>
-            </w:tcMar>
-            <w:tcMar>
-              <w:top w:w="100" w:type="dxa"/>
-              <w:bottom w:w="100" w:type="dxa"/>
-              <w:left w:w="150" w:type="dxa"/>
-              <w:right w:w="150" w:type="dxa"/>
-            </w:tcMar>
-          </w:tcPr>
-          <w:p>
-            <w:pPr>
-              <w:spacing w:line="276" w:lineRule="auto" w:after="40"/>
-              <w:jc w:val="center"/>
-            </w:pPr>
-            <w:r>
-              <w:rPr>
-                <w:rFonts w:ascii="Times New Roman" w:hAnsi="Times New Roman"/>
-                <w:b/>
-                <w:i w:val="0"/>
-                <w:sz w:val="24"/>
-              </w:rPr>
-            </w:r>
-            <w:r>
-              <w:rPr>
-                <w:rFonts w:ascii="Times New Roman" w:hAnsi="Times New Roman"/>
-                <w:b/>
-                <w:i w:val="0"/>
+        <w:trPr>
+          <w:jc w:val="center"/>
+        </w:trPr>
+        <w:tc>
+          <w:tcPr>
+            <w:tcW w:w="3250" w:type="dxa"/>
+            <w:tcMar>
+              <w:top w:w="100" w:type="dxa"/>
+              <w:left w:w="150" w:type="dxa"/>
+              <w:bottom w:w="100" w:type="dxa"/>
+              <w:right w:w="150" w:type="dxa"/>
+            </w:tcMar>
+          </w:tcPr>
+          <w:p>
+            <w:pPr>
+              <w:spacing w:after="40" w:line="276" w:lineRule="auto"/>
+              <w:jc w:val="center"/>
+            </w:pPr>
+            <w:r>
+              <w:rPr>
+                <w:b/>
                 <w:sz w:val="24"/>
               </w:rPr>
               <w:t>Bước 1:</w:t>
@@ -1255,14 +1044,12 @@
           </w:p>
           <w:p>
             <w:pPr>
-              <w:spacing w:line="276" w:lineRule="auto" w:after="40"/>
-              <w:jc w:val="center"/>
-            </w:pPr>
-            <w:r>
-              <w:rPr>
-                <w:rFonts w:ascii="Times New Roman" w:hAnsi="Times New Roman"/>
-                <w:b/>
-                <w:i w:val="0"/>
+              <w:spacing w:after="40" w:line="276" w:lineRule="auto"/>
+              <w:jc w:val="center"/>
+            </w:pPr>
+            <w:r>
+              <w:rPr>
+                <w:b/>
                 <w:sz w:val="24"/>
               </w:rPr>
               <w:t>Chuyển giao</w:t>
@@ -1270,14 +1057,12 @@
           </w:p>
           <w:p>
             <w:pPr>
-              <w:spacing w:line="276" w:lineRule="auto" w:after="40"/>
-              <w:jc w:val="center"/>
-            </w:pPr>
-            <w:r>
-              <w:rPr>
-                <w:rFonts w:ascii="Times New Roman" w:hAnsi="Times New Roman"/>
-                <w:b/>
-                <w:i w:val="0"/>
+              <w:spacing w:after="40" w:line="276" w:lineRule="auto"/>
+              <w:jc w:val="center"/>
+            </w:pPr>
+            <w:r>
+              <w:rPr>
+                <w:b/>
                 <w:sz w:val="24"/>
               </w:rPr>
               <w:t>nhiệm vụ</w:t>
@@ -1286,38 +1071,22 @@
         </w:tc>
         <w:tc>
           <w:tcPr>
-            <w:tcW w:type="dxa" w:w="3250"/>
-            <w:tcMar>
-              <w:top w:w="100" w:type="dxa"/>
-              <w:bottom w:w="100" w:type="dxa"/>
-              <w:left w:w="150" w:type="dxa"/>
-              <w:right w:w="150" w:type="dxa"/>
-            </w:tcMar>
-            <w:tcMar>
-              <w:top w:w="100" w:type="dxa"/>
-              <w:bottom w:w="100" w:type="dxa"/>
-              <w:left w:w="150" w:type="dxa"/>
-              <w:right w:w="150" w:type="dxa"/>
-            </w:tcMar>
-          </w:tcPr>
-          <w:p>
-            <w:pPr>
-              <w:spacing w:line="276" w:lineRule="auto" w:after="40"/>
-              <w:jc w:val="center"/>
-            </w:pPr>
-            <w:r>
-              <w:rPr>
-                <w:rFonts w:ascii="Times New Roman" w:hAnsi="Times New Roman"/>
-                <w:b/>
-                <w:i w:val="0"/>
-                <w:sz w:val="24"/>
-              </w:rPr>
-            </w:r>
-            <w:r>
-              <w:rPr>
-                <w:rFonts w:ascii="Times New Roman" w:hAnsi="Times New Roman"/>
-                <w:b/>
-                <w:i w:val="0"/>
+            <w:tcW w:w="3250" w:type="dxa"/>
+            <w:tcMar>
+              <w:top w:w="100" w:type="dxa"/>
+              <w:left w:w="150" w:type="dxa"/>
+              <w:bottom w:w="100" w:type="dxa"/>
+              <w:right w:w="150" w:type="dxa"/>
+            </w:tcMar>
+          </w:tcPr>
+          <w:p>
+            <w:pPr>
+              <w:spacing w:after="40" w:line="276" w:lineRule="auto"/>
+              <w:jc w:val="center"/>
+            </w:pPr>
+            <w:r>
+              <w:rPr>
+                <w:b/>
                 <w:sz w:val="24"/>
               </w:rPr>
               <w:t>GV phát phiếu hướng dẫn và trình chiếu sơ đồ 2D/3D của Bài 3. Robot nhận biết âm thanh.</w:t>
@@ -1326,38 +1095,22 @@
         </w:tc>
         <w:tc>
           <w:tcPr>
-            <w:tcW w:type="dxa" w:w="3250"/>
-            <w:tcMar>
-              <w:top w:w="100" w:type="dxa"/>
-              <w:bottom w:w="100" w:type="dxa"/>
-              <w:left w:w="150" w:type="dxa"/>
-              <w:right w:w="150" w:type="dxa"/>
-            </w:tcMar>
-            <w:tcMar>
-              <w:top w:w="100" w:type="dxa"/>
-              <w:bottom w:w="100" w:type="dxa"/>
-              <w:left w:w="150" w:type="dxa"/>
-              <w:right w:w="150" w:type="dxa"/>
-            </w:tcMar>
-          </w:tcPr>
-          <w:p>
-            <w:pPr>
-              <w:spacing w:line="276" w:lineRule="auto" w:after="40"/>
-              <w:jc w:val="center"/>
-            </w:pPr>
-            <w:r>
-              <w:rPr>
-                <w:rFonts w:ascii="Times New Roman" w:hAnsi="Times New Roman"/>
-                <w:b/>
-                <w:i w:val="0"/>
-                <w:sz w:val="24"/>
-              </w:rPr>
-            </w:r>
-            <w:r>
-              <w:rPr>
-                <w:rFonts w:ascii="Times New Roman" w:hAnsi="Times New Roman"/>
-                <w:b/>
-                <w:i w:val="0"/>
+            <w:tcW w:w="3250" w:type="dxa"/>
+            <w:tcMar>
+              <w:top w:w="100" w:type="dxa"/>
+              <w:left w:w="150" w:type="dxa"/>
+              <w:bottom w:w="100" w:type="dxa"/>
+              <w:right w:w="150" w:type="dxa"/>
+            </w:tcMar>
+          </w:tcPr>
+          <w:p>
+            <w:pPr>
+              <w:spacing w:after="40" w:line="276" w:lineRule="auto"/>
+              <w:jc w:val="center"/>
+            </w:pPr>
+            <w:r>
+              <w:rPr>
+                <w:b/>
                 <w:sz w:val="24"/>
               </w:rPr>
               <w:t>HS tiếp nhận phiếu hướng dẫn, quan sát các góc ghép linh kiện.</w:t>
@@ -1366,55 +1119,41 @@
         </w:tc>
       </w:tr>
       <w:tr>
-        <w:tc>
-          <w:tcPr>
-            <w:tcW w:type="dxa" w:w="3250"/>
-            <w:tcMar>
-              <w:top w:w="100" w:type="dxa"/>
-              <w:bottom w:w="100" w:type="dxa"/>
-              <w:left w:w="150" w:type="dxa"/>
-              <w:right w:w="150" w:type="dxa"/>
-            </w:tcMar>
-            <w:tcMar>
-              <w:top w:w="100" w:type="dxa"/>
-              <w:bottom w:w="100" w:type="dxa"/>
-              <w:left w:w="150" w:type="dxa"/>
-              <w:right w:w="150" w:type="dxa"/>
-            </w:tcMar>
-          </w:tcPr>
-          <w:p>
-            <w:pPr>
-              <w:spacing w:line="276" w:lineRule="auto" w:after="40"/>
-              <w:jc w:val="center"/>
-            </w:pPr>
-            <w:r>
-              <w:rPr>
-                <w:rFonts w:ascii="Times New Roman" w:hAnsi="Times New Roman"/>
-                <w:b/>
-                <w:i w:val="0"/>
-                <w:sz w:val="24"/>
-              </w:rPr>
-            </w:r>
-            <w:r>
-              <w:rPr>
-                <w:rFonts w:ascii="Times New Roman" w:hAnsi="Times New Roman"/>
-                <w:b/>
-                <w:i w:val="0"/>
-                <w:sz w:val="24"/>
-              </w:rPr>
+        <w:trPr>
+          <w:jc w:val="center"/>
+        </w:trPr>
+        <w:tc>
+          <w:tcPr>
+            <w:tcW w:w="3250" w:type="dxa"/>
+            <w:tcMar>
+              <w:top w:w="100" w:type="dxa"/>
+              <w:left w:w="150" w:type="dxa"/>
+              <w:bottom w:w="100" w:type="dxa"/>
+              <w:right w:w="150" w:type="dxa"/>
+            </w:tcMar>
+          </w:tcPr>
+          <w:p>
+            <w:pPr>
+              <w:spacing w:after="40" w:line="276" w:lineRule="auto"/>
+              <w:jc w:val="center"/>
+            </w:pPr>
+            <w:r>
+              <w:rPr>
+                <w:b/>
+                <w:sz w:val="24"/>
+              </w:rPr>
+              <w:lastRenderedPageBreak/>
               <w:t>Bước 2:</w:t>
             </w:r>
           </w:p>
           <w:p>
             <w:pPr>
-              <w:spacing w:line="276" w:lineRule="auto" w:after="40"/>
-              <w:jc w:val="center"/>
-            </w:pPr>
-            <w:r>
-              <w:rPr>
-                <w:rFonts w:ascii="Times New Roman" w:hAnsi="Times New Roman"/>
-                <w:b/>
-                <w:i w:val="0"/>
+              <w:spacing w:after="40" w:line="276" w:lineRule="auto"/>
+              <w:jc w:val="center"/>
+            </w:pPr>
+            <w:r>
+              <w:rPr>
+                <w:b/>
                 <w:sz w:val="24"/>
               </w:rPr>
               <w:t>Học sinh tiếp nhận</w:t>
@@ -1422,14 +1161,12 @@
           </w:p>
           <w:p>
             <w:pPr>
-              <w:spacing w:line="276" w:lineRule="auto" w:after="40"/>
-              <w:jc w:val="center"/>
-            </w:pPr>
-            <w:r>
-              <w:rPr>
-                <w:rFonts w:ascii="Times New Roman" w:hAnsi="Times New Roman"/>
-                <w:b/>
-                <w:i w:val="0"/>
+              <w:spacing w:after="40" w:line="276" w:lineRule="auto"/>
+              <w:jc w:val="center"/>
+            </w:pPr>
+            <w:r>
+              <w:rPr>
+                <w:b/>
                 <w:sz w:val="24"/>
               </w:rPr>
               <w:t>nhiệm vụ</w:t>
@@ -1438,38 +1175,22 @@
         </w:tc>
         <w:tc>
           <w:tcPr>
-            <w:tcW w:type="dxa" w:w="3250"/>
-            <w:tcMar>
-              <w:top w:w="100" w:type="dxa"/>
-              <w:bottom w:w="100" w:type="dxa"/>
-              <w:left w:w="150" w:type="dxa"/>
-              <w:right w:w="150" w:type="dxa"/>
-            </w:tcMar>
-            <w:tcMar>
-              <w:top w:w="100" w:type="dxa"/>
-              <w:bottom w:w="100" w:type="dxa"/>
-              <w:left w:w="150" w:type="dxa"/>
-              <w:right w:w="150" w:type="dxa"/>
-            </w:tcMar>
-          </w:tcPr>
-          <w:p>
-            <w:pPr>
-              <w:spacing w:line="276" w:lineRule="auto" w:after="40"/>
-              <w:jc w:val="center"/>
-            </w:pPr>
-            <w:r>
-              <w:rPr>
-                <w:rFonts w:ascii="Times New Roman" w:hAnsi="Times New Roman"/>
-                <w:b/>
-                <w:i w:val="0"/>
-                <w:sz w:val="24"/>
-              </w:rPr>
-            </w:r>
-            <w:r>
-              <w:rPr>
-                <w:rFonts w:ascii="Times New Roman" w:hAnsi="Times New Roman"/>
-                <w:b/>
-                <w:i w:val="0"/>
+            <w:tcW w:w="3250" w:type="dxa"/>
+            <w:tcMar>
+              <w:top w:w="100" w:type="dxa"/>
+              <w:left w:w="150" w:type="dxa"/>
+              <w:bottom w:w="100" w:type="dxa"/>
+              <w:right w:w="150" w:type="dxa"/>
+            </w:tcMar>
+          </w:tcPr>
+          <w:p>
+            <w:pPr>
+              <w:spacing w:after="40" w:line="276" w:lineRule="auto"/>
+              <w:jc w:val="center"/>
+            </w:pPr>
+            <w:r>
+              <w:rPr>
+                <w:b/>
                 <w:sz w:val="24"/>
               </w:rPr>
               <w:t>GV hướng dẫn HS cách nhận biết chiều lắp chốt và cổng cắm động cơ.</w:t>
@@ -1478,38 +1199,22 @@
         </w:tc>
         <w:tc>
           <w:tcPr>
-            <w:tcW w:type="dxa" w:w="3250"/>
-            <w:tcMar>
-              <w:top w:w="100" w:type="dxa"/>
-              <w:bottom w:w="100" w:type="dxa"/>
-              <w:left w:w="150" w:type="dxa"/>
-              <w:right w:w="150" w:type="dxa"/>
-            </w:tcMar>
-            <w:tcMar>
-              <w:top w:w="100" w:type="dxa"/>
-              <w:bottom w:w="100" w:type="dxa"/>
-              <w:left w:w="150" w:type="dxa"/>
-              <w:right w:w="150" w:type="dxa"/>
-            </w:tcMar>
-          </w:tcPr>
-          <w:p>
-            <w:pPr>
-              <w:spacing w:line="276" w:lineRule="auto" w:after="40"/>
-              <w:jc w:val="center"/>
-            </w:pPr>
-            <w:r>
-              <w:rPr>
-                <w:rFonts w:ascii="Times New Roman" w:hAnsi="Times New Roman"/>
-                <w:b/>
-                <w:i w:val="0"/>
-                <w:sz w:val="24"/>
-              </w:rPr>
-            </w:r>
-            <w:r>
-              <w:rPr>
-                <w:rFonts w:ascii="Times New Roman" w:hAnsi="Times New Roman"/>
-                <w:b/>
-                <w:i w:val="0"/>
+            <w:tcW w:w="3250" w:type="dxa"/>
+            <w:tcMar>
+              <w:top w:w="100" w:type="dxa"/>
+              <w:left w:w="150" w:type="dxa"/>
+              <w:bottom w:w="100" w:type="dxa"/>
+              <w:right w:w="150" w:type="dxa"/>
+            </w:tcMar>
+          </w:tcPr>
+          <w:p>
+            <w:pPr>
+              <w:spacing w:after="40" w:line="276" w:lineRule="auto"/>
+              <w:jc w:val="center"/>
+            </w:pPr>
+            <w:r>
+              <w:rPr>
+                <w:b/>
                 <w:sz w:val="24"/>
               </w:rPr>
               <w:t>HS đối chiếu danh mục linh kiện, nhặt đúng số lượng chốt và khung nối.</w:t>
@@ -1518,40 +1223,27 @@
         </w:tc>
       </w:tr>
       <w:tr>
-        <w:tc>
-          <w:tcPr>
-            <w:tcW w:type="dxa" w:w="3250"/>
-            <w:tcMar>
-              <w:top w:w="100" w:type="dxa"/>
-              <w:bottom w:w="100" w:type="dxa"/>
-              <w:left w:w="150" w:type="dxa"/>
-              <w:right w:w="150" w:type="dxa"/>
-            </w:tcMar>
-            <w:tcMar>
-              <w:top w:w="100" w:type="dxa"/>
-              <w:bottom w:w="100" w:type="dxa"/>
-              <w:left w:w="150" w:type="dxa"/>
-              <w:right w:w="150" w:type="dxa"/>
-            </w:tcMar>
-          </w:tcPr>
-          <w:p>
-            <w:pPr>
-              <w:spacing w:line="276" w:lineRule="auto" w:after="40"/>
-              <w:jc w:val="center"/>
-            </w:pPr>
-            <w:r>
-              <w:rPr>
-                <w:rFonts w:ascii="Times New Roman" w:hAnsi="Times New Roman"/>
-                <w:b/>
-                <w:i w:val="0"/>
-                <w:sz w:val="24"/>
-              </w:rPr>
-            </w:r>
-            <w:r>
-              <w:rPr>
-                <w:rFonts w:ascii="Times New Roman" w:hAnsi="Times New Roman"/>
-                <w:b/>
-                <w:i w:val="0"/>
+        <w:trPr>
+          <w:jc w:val="center"/>
+        </w:trPr>
+        <w:tc>
+          <w:tcPr>
+            <w:tcW w:w="3250" w:type="dxa"/>
+            <w:tcMar>
+              <w:top w:w="100" w:type="dxa"/>
+              <w:left w:w="150" w:type="dxa"/>
+              <w:bottom w:w="100" w:type="dxa"/>
+              <w:right w:w="150" w:type="dxa"/>
+            </w:tcMar>
+          </w:tcPr>
+          <w:p>
+            <w:pPr>
+              <w:spacing w:after="40" w:line="276" w:lineRule="auto"/>
+              <w:jc w:val="center"/>
+            </w:pPr>
+            <w:r>
+              <w:rPr>
+                <w:b/>
                 <w:sz w:val="24"/>
               </w:rPr>
               <w:t>Bước 3:</w:t>
@@ -1559,14 +1251,12 @@
           </w:p>
           <w:p>
             <w:pPr>
-              <w:spacing w:line="276" w:lineRule="auto" w:after="40"/>
-              <w:jc w:val="center"/>
-            </w:pPr>
-            <w:r>
-              <w:rPr>
-                <w:rFonts w:ascii="Times New Roman" w:hAnsi="Times New Roman"/>
-                <w:b/>
-                <w:i w:val="0"/>
+              <w:spacing w:after="40" w:line="276" w:lineRule="auto"/>
+              <w:jc w:val="center"/>
+            </w:pPr>
+            <w:r>
+              <w:rPr>
+                <w:b/>
                 <w:sz w:val="24"/>
               </w:rPr>
               <w:t>Báo cáo kết quả</w:t>
@@ -1574,14 +1264,12 @@
           </w:p>
           <w:p>
             <w:pPr>
-              <w:spacing w:line="276" w:lineRule="auto" w:after="40"/>
-              <w:jc w:val="center"/>
-            </w:pPr>
-            <w:r>
-              <w:rPr>
-                <w:rFonts w:ascii="Times New Roman" w:hAnsi="Times New Roman"/>
-                <w:b/>
-                <w:i w:val="0"/>
+              <w:spacing w:after="40" w:line="276" w:lineRule="auto"/>
+              <w:jc w:val="center"/>
+            </w:pPr>
+            <w:r>
+              <w:rPr>
+                <w:b/>
                 <w:sz w:val="24"/>
               </w:rPr>
               <w:t>hoạt động</w:t>
@@ -1590,38 +1278,22 @@
         </w:tc>
         <w:tc>
           <w:tcPr>
-            <w:tcW w:type="dxa" w:w="3250"/>
-            <w:tcMar>
-              <w:top w:w="100" w:type="dxa"/>
-              <w:bottom w:w="100" w:type="dxa"/>
-              <w:left w:w="150" w:type="dxa"/>
-              <w:right w:w="150" w:type="dxa"/>
-            </w:tcMar>
-            <w:tcMar>
-              <w:top w:w="100" w:type="dxa"/>
-              <w:bottom w:w="100" w:type="dxa"/>
-              <w:left w:w="150" w:type="dxa"/>
-              <w:right w:w="150" w:type="dxa"/>
-            </w:tcMar>
-          </w:tcPr>
-          <w:p>
-            <w:pPr>
-              <w:spacing w:line="276" w:lineRule="auto" w:after="40"/>
-              <w:jc w:val="center"/>
-            </w:pPr>
-            <w:r>
-              <w:rPr>
-                <w:rFonts w:ascii="Times New Roman" w:hAnsi="Times New Roman"/>
-                <w:b/>
-                <w:i w:val="0"/>
-                <w:sz w:val="24"/>
-              </w:rPr>
-            </w:r>
-            <w:r>
-              <w:rPr>
-                <w:rFonts w:ascii="Times New Roman" w:hAnsi="Times New Roman"/>
-                <w:b/>
-                <w:i w:val="0"/>
+            <w:tcW w:w="3250" w:type="dxa"/>
+            <w:tcMar>
+              <w:top w:w="100" w:type="dxa"/>
+              <w:left w:w="150" w:type="dxa"/>
+              <w:bottom w:w="100" w:type="dxa"/>
+              <w:right w:w="150" w:type="dxa"/>
+            </w:tcMar>
+          </w:tcPr>
+          <w:p>
+            <w:pPr>
+              <w:spacing w:after="40" w:line="276" w:lineRule="auto"/>
+              <w:jc w:val="center"/>
+            </w:pPr>
+            <w:r>
+              <w:rPr>
+                <w:b/>
                 <w:sz w:val="24"/>
               </w:rPr>
               <w:t>GV kiểm tra khay linh kiện của từng nhóm tại bàn.</w:t>
@@ -1630,38 +1302,22 @@
         </w:tc>
         <w:tc>
           <w:tcPr>
-            <w:tcW w:type="dxa" w:w="3250"/>
-            <w:tcMar>
-              <w:top w:w="100" w:type="dxa"/>
-              <w:bottom w:w="100" w:type="dxa"/>
-              <w:left w:w="150" w:type="dxa"/>
-              <w:right w:w="150" w:type="dxa"/>
-            </w:tcMar>
-            <w:tcMar>
-              <w:top w:w="100" w:type="dxa"/>
-              <w:bottom w:w="100" w:type="dxa"/>
-              <w:left w:w="150" w:type="dxa"/>
-              <w:right w:w="150" w:type="dxa"/>
-            </w:tcMar>
-          </w:tcPr>
-          <w:p>
-            <w:pPr>
-              <w:spacing w:line="276" w:lineRule="auto" w:after="40"/>
-              <w:jc w:val="center"/>
-            </w:pPr>
-            <w:r>
-              <w:rPr>
-                <w:rFonts w:ascii="Times New Roman" w:hAnsi="Times New Roman"/>
-                <w:b/>
-                <w:i w:val="0"/>
-                <w:sz w:val="24"/>
-              </w:rPr>
-            </w:r>
-            <w:r>
-              <w:rPr>
-                <w:rFonts w:ascii="Times New Roman" w:hAnsi="Times New Roman"/>
-                <w:b/>
-                <w:i w:val="0"/>
+            <w:tcW w:w="3250" w:type="dxa"/>
+            <w:tcMar>
+              <w:top w:w="100" w:type="dxa"/>
+              <w:left w:w="150" w:type="dxa"/>
+              <w:bottom w:w="100" w:type="dxa"/>
+              <w:right w:w="150" w:type="dxa"/>
+            </w:tcMar>
+          </w:tcPr>
+          <w:p>
+            <w:pPr>
+              <w:spacing w:after="40" w:line="276" w:lineRule="auto"/>
+              <w:jc w:val="center"/>
+            </w:pPr>
+            <w:r>
+              <w:rPr>
+                <w:b/>
                 <w:sz w:val="24"/>
               </w:rPr>
               <w:t>Đại diện nhóm giơ khay linh kiện đã chuẩn bị để GV kiểm tra.</w:t>
@@ -1670,40 +1326,27 @@
         </w:tc>
       </w:tr>
       <w:tr>
-        <w:tc>
-          <w:tcPr>
-            <w:tcW w:type="dxa" w:w="3250"/>
-            <w:tcMar>
-              <w:top w:w="100" w:type="dxa"/>
-              <w:bottom w:w="100" w:type="dxa"/>
-              <w:left w:w="150" w:type="dxa"/>
-              <w:right w:w="150" w:type="dxa"/>
-            </w:tcMar>
-            <w:tcMar>
-              <w:top w:w="100" w:type="dxa"/>
-              <w:bottom w:w="100" w:type="dxa"/>
-              <w:left w:w="150" w:type="dxa"/>
-              <w:right w:w="150" w:type="dxa"/>
-            </w:tcMar>
-          </w:tcPr>
-          <w:p>
-            <w:pPr>
-              <w:spacing w:line="276" w:lineRule="auto" w:after="40"/>
-              <w:jc w:val="center"/>
-            </w:pPr>
-            <w:r>
-              <w:rPr>
-                <w:rFonts w:ascii="Times New Roman" w:hAnsi="Times New Roman"/>
-                <w:b/>
-                <w:i w:val="0"/>
-                <w:sz w:val="24"/>
-              </w:rPr>
-            </w:r>
-            <w:r>
-              <w:rPr>
-                <w:rFonts w:ascii="Times New Roman" w:hAnsi="Times New Roman"/>
-                <w:b/>
-                <w:i w:val="0"/>
+        <w:trPr>
+          <w:jc w:val="center"/>
+        </w:trPr>
+        <w:tc>
+          <w:tcPr>
+            <w:tcW w:w="3250" w:type="dxa"/>
+            <w:tcMar>
+              <w:top w:w="100" w:type="dxa"/>
+              <w:left w:w="150" w:type="dxa"/>
+              <w:bottom w:w="100" w:type="dxa"/>
+              <w:right w:w="150" w:type="dxa"/>
+            </w:tcMar>
+          </w:tcPr>
+          <w:p>
+            <w:pPr>
+              <w:spacing w:after="40" w:line="276" w:lineRule="auto"/>
+              <w:jc w:val="center"/>
+            </w:pPr>
+            <w:r>
+              <w:rPr>
+                <w:b/>
                 <w:sz w:val="24"/>
               </w:rPr>
               <w:t>Bước 4:</w:t>
@@ -1711,14 +1354,12 @@
           </w:p>
           <w:p>
             <w:pPr>
-              <w:spacing w:line="276" w:lineRule="auto" w:after="40"/>
-              <w:jc w:val="center"/>
-            </w:pPr>
-            <w:r>
-              <w:rPr>
-                <w:rFonts w:ascii="Times New Roman" w:hAnsi="Times New Roman"/>
-                <w:b/>
-                <w:i w:val="0"/>
+              <w:spacing w:after="40" w:line="276" w:lineRule="auto"/>
+              <w:jc w:val="center"/>
+            </w:pPr>
+            <w:r>
+              <w:rPr>
+                <w:b/>
                 <w:sz w:val="24"/>
               </w:rPr>
               <w:t>Đánh giá kết quả</w:t>
@@ -1726,14 +1367,12 @@
           </w:p>
           <w:p>
             <w:pPr>
-              <w:spacing w:line="276" w:lineRule="auto" w:after="40"/>
-              <w:jc w:val="center"/>
-            </w:pPr>
-            <w:r>
-              <w:rPr>
-                <w:rFonts w:ascii="Times New Roman" w:hAnsi="Times New Roman"/>
-                <w:b/>
-                <w:i w:val="0"/>
+              <w:spacing w:after="40" w:line="276" w:lineRule="auto"/>
+              <w:jc w:val="center"/>
+            </w:pPr>
+            <w:r>
+              <w:rPr>
+                <w:b/>
                 <w:sz w:val="24"/>
               </w:rPr>
               <w:t>thực hiện</w:t>
@@ -1742,38 +1381,22 @@
         </w:tc>
         <w:tc>
           <w:tcPr>
-            <w:tcW w:type="dxa" w:w="3250"/>
-            <w:tcMar>
-              <w:top w:w="100" w:type="dxa"/>
-              <w:bottom w:w="100" w:type="dxa"/>
-              <w:left w:w="150" w:type="dxa"/>
-              <w:right w:w="150" w:type="dxa"/>
-            </w:tcMar>
-            <w:tcMar>
-              <w:top w:w="100" w:type="dxa"/>
-              <w:bottom w:w="100" w:type="dxa"/>
-              <w:left w:w="150" w:type="dxa"/>
-              <w:right w:w="150" w:type="dxa"/>
-            </w:tcMar>
-          </w:tcPr>
-          <w:p>
-            <w:pPr>
-              <w:spacing w:line="276" w:lineRule="auto" w:after="40"/>
-              <w:jc w:val="center"/>
-            </w:pPr>
-            <w:r>
-              <w:rPr>
-                <w:rFonts w:ascii="Times New Roman" w:hAnsi="Times New Roman"/>
-                <w:b/>
-                <w:i w:val="0"/>
-                <w:sz w:val="24"/>
-              </w:rPr>
-            </w:r>
-            <w:r>
-              <w:rPr>
-                <w:rFonts w:ascii="Times New Roman" w:hAnsi="Times New Roman"/>
-                <w:b/>
-                <w:i w:val="0"/>
+            <w:tcW w:w="3250" w:type="dxa"/>
+            <w:tcMar>
+              <w:top w:w="100" w:type="dxa"/>
+              <w:left w:w="150" w:type="dxa"/>
+              <w:bottom w:w="100" w:type="dxa"/>
+              <w:right w:w="150" w:type="dxa"/>
+            </w:tcMar>
+          </w:tcPr>
+          <w:p>
+            <w:pPr>
+              <w:spacing w:after="40" w:line="276" w:lineRule="auto"/>
+              <w:jc w:val="center"/>
+            </w:pPr>
+            <w:r>
+              <w:rPr>
+                <w:b/>
                 <w:sz w:val="24"/>
               </w:rPr>
               <w:t>GV chốt quy trình 4 bước lắp ráp mô hình robot.</w:t>
@@ -1782,38 +1405,22 @@
         </w:tc>
         <w:tc>
           <w:tcPr>
-            <w:tcW w:type="dxa" w:w="3250"/>
-            <w:tcMar>
-              <w:top w:w="100" w:type="dxa"/>
-              <w:bottom w:w="100" w:type="dxa"/>
-              <w:left w:w="150" w:type="dxa"/>
-              <w:right w:w="150" w:type="dxa"/>
-            </w:tcMar>
-            <w:tcMar>
-              <w:top w:w="100" w:type="dxa"/>
-              <w:bottom w:w="100" w:type="dxa"/>
-              <w:left w:w="150" w:type="dxa"/>
-              <w:right w:w="150" w:type="dxa"/>
-            </w:tcMar>
-          </w:tcPr>
-          <w:p>
-            <w:pPr>
-              <w:spacing w:line="276" w:lineRule="auto" w:after="40"/>
-              <w:jc w:val="center"/>
-            </w:pPr>
-            <w:r>
-              <w:rPr>
-                <w:rFonts w:ascii="Times New Roman" w:hAnsi="Times New Roman"/>
-                <w:b/>
-                <w:i w:val="0"/>
-                <w:sz w:val="24"/>
-              </w:rPr>
-            </w:r>
-            <w:r>
-              <w:rPr>
-                <w:rFonts w:ascii="Times New Roman" w:hAnsi="Times New Roman"/>
-                <w:b/>
-                <w:i w:val="0"/>
+            <w:tcW w:w="3250" w:type="dxa"/>
+            <w:tcMar>
+              <w:top w:w="100" w:type="dxa"/>
+              <w:left w:w="150" w:type="dxa"/>
+              <w:bottom w:w="100" w:type="dxa"/>
+              <w:right w:w="150" w:type="dxa"/>
+            </w:tcMar>
+          </w:tcPr>
+          <w:p>
+            <w:pPr>
+              <w:spacing w:after="40" w:line="276" w:lineRule="auto"/>
+              <w:jc w:val="center"/>
+            </w:pPr>
+            <w:r>
+              <w:rPr>
+                <w:b/>
                 <w:sz w:val="24"/>
               </w:rPr>
               <w:t>HS ghi nhớ thứ tự các bước và chuẩn bị công cụ lắp ráp.</w:t>
@@ -1824,51 +1431,59 @@
     </w:tbl>
     <w:p>
       <w:pPr>
-        <w:spacing w:line="276" w:lineRule="auto" w:after="60"/>
+        <w:spacing w:after="60" w:line="276" w:lineRule="auto"/>
         <w:jc w:val="left"/>
       </w:pPr>
     </w:p>
     <w:p>
       <w:pPr>
-        <w:spacing w:line="276" w:lineRule="auto" w:after="60"/>
+        <w:spacing w:after="60" w:line="276" w:lineRule="auto"/>
         <w:jc w:val="left"/>
       </w:pPr>
       <w:r>
         <w:rPr>
-          <w:rFonts w:ascii="Times New Roman" w:hAnsi="Times New Roman"/>
           <w:b/>
-          <w:i w:val="0"/>
-          <w:sz w:val="26"/>
         </w:rPr>
         <w:t>3. Hoạt động 3. Luyện tập (12 phút)</w:t>
       </w:r>
     </w:p>
     <w:p>
       <w:pPr>
-        <w:spacing w:line="276" w:lineRule="auto" w:after="60"/>
+        <w:spacing w:after="60" w:line="276" w:lineRule="auto"/>
         <w:ind w:left="288"/>
         <w:jc w:val="left"/>
       </w:pPr>
       <w:r>
         <w:rPr>
-          <w:rFonts w:ascii="Times New Roman" w:hAnsi="Times New Roman"/>
-          <w:b w:val="0"/>
           <w:i/>
-          <w:sz w:val="26"/>
         </w:rPr>
         <w:t>a) Mục tiêu: Thực hành lắp ráp, lập trình và chạy thử mô hình robot Bài 3. Robot nhận biết âm thanh.</w:t>
+      </w:r>
+      <w:r>
+        <w:rPr>
+          <w:i/>
+        </w:rPr>
         <w:br/>
         <w:t>b) Nội dung: GV yêu cầu các nhóm tiến hành lắp ráp phần cứng và thử nghiệm vận hành.</w:t>
+      </w:r>
+      <w:r>
+        <w:rPr>
+          <w:i/>
+        </w:rPr>
         <w:br/>
         <w:t>c) Sản phẩm: Mô hình robot Bài 3. Robot nhận biết âm thanh hoàn thiện, hoạt động chính xác theo yêu cầu.</w:t>
+      </w:r>
+      <w:r>
+        <w:rPr>
+          <w:i/>
+        </w:rPr>
         <w:br/>
         <w:t>d) Tổ chức thực hiện:</w:t>
       </w:r>
     </w:p>
     <w:tbl>
       <w:tblPr>
-        <w:tblW w:type="auto" w:w="0"/>
-        <w:tblLook w:firstColumn="1" w:firstRow="1" w:lastColumn="0" w:lastRow="0" w:noHBand="0" w:noVBand="1" w:val="04A0"/>
+        <w:tblW w:w="0" w:type="auto"/>
         <w:jc w:val="center"/>
         <w:tblBorders>
           <w:top w:val="single" w:sz="4" w:space="0" w:color="000000"/>
@@ -1878,35 +1493,35 @@
           <w:insideH w:val="single" w:sz="4" w:space="0" w:color="000000"/>
           <w:insideV w:val="single" w:sz="4" w:space="0" w:color="000000"/>
         </w:tblBorders>
+        <w:tblLook w:val="04A0" w:firstRow="1" w:lastRow="0" w:firstColumn="1" w:lastColumn="0" w:noHBand="0" w:noVBand="1"/>
       </w:tblPr>
       <w:tblGrid>
-        <w:gridCol w:w="3250"/>
-        <w:gridCol w:w="3250"/>
-        <w:gridCol w:w="3250"/>
+        <w:gridCol w:w="3246"/>
+        <w:gridCol w:w="3247"/>
+        <w:gridCol w:w="3247"/>
       </w:tblGrid>
       <w:tr>
-        <w:tc>
-          <w:tcPr>
-            <w:tcW w:type="dxa" w:w="3250"/>
-            <w:tcMar>
-              <w:top w:w="100" w:type="dxa"/>
-              <w:bottom w:w="100" w:type="dxa"/>
-              <w:left w:w="150" w:type="dxa"/>
-              <w:right w:w="150" w:type="dxa"/>
-            </w:tcMar>
-          </w:tcPr>
-          <w:p>
-            <w:pPr>
-              <w:spacing w:line="276" w:lineRule="auto" w:after="40"/>
-              <w:jc w:val="center"/>
-            </w:pPr>
-            <w:r/>
-            <w:r>
-              <w:rPr>
-                <w:rFonts w:ascii="Times New Roman" w:hAnsi="Times New Roman"/>
-                <w:b/>
-                <w:i w:val="0"/>
-                <w:sz w:val="26"/>
+        <w:trPr>
+          <w:jc w:val="center"/>
+        </w:trPr>
+        <w:tc>
+          <w:tcPr>
+            <w:tcW w:w="3250" w:type="dxa"/>
+            <w:tcMar>
+              <w:top w:w="100" w:type="dxa"/>
+              <w:left w:w="150" w:type="dxa"/>
+              <w:bottom w:w="100" w:type="dxa"/>
+              <w:right w:w="150" w:type="dxa"/>
+            </w:tcMar>
+          </w:tcPr>
+          <w:p>
+            <w:pPr>
+              <w:spacing w:after="40" w:line="276" w:lineRule="auto"/>
+              <w:jc w:val="center"/>
+            </w:pPr>
+            <w:r>
+              <w:rPr>
+                <w:b/>
               </w:rPr>
               <w:t>Bước</w:t>
             </w:r>
@@ -1914,26 +1529,22 @@
         </w:tc>
         <w:tc>
           <w:tcPr>
-            <w:tcW w:type="dxa" w:w="3250"/>
-            <w:tcMar>
-              <w:top w:w="100" w:type="dxa"/>
-              <w:bottom w:w="100" w:type="dxa"/>
-              <w:left w:w="150" w:type="dxa"/>
-              <w:right w:w="150" w:type="dxa"/>
-            </w:tcMar>
-          </w:tcPr>
-          <w:p>
-            <w:pPr>
-              <w:spacing w:line="276" w:lineRule="auto" w:after="40"/>
-              <w:jc w:val="center"/>
-            </w:pPr>
-            <w:r/>
-            <w:r>
-              <w:rPr>
-                <w:rFonts w:ascii="Times New Roman" w:hAnsi="Times New Roman"/>
-                <w:b/>
-                <w:i w:val="0"/>
-                <w:sz w:val="26"/>
+            <w:tcW w:w="3250" w:type="dxa"/>
+            <w:tcMar>
+              <w:top w:w="100" w:type="dxa"/>
+              <w:left w:w="150" w:type="dxa"/>
+              <w:bottom w:w="100" w:type="dxa"/>
+              <w:right w:w="150" w:type="dxa"/>
+            </w:tcMar>
+          </w:tcPr>
+          <w:p>
+            <w:pPr>
+              <w:spacing w:after="40" w:line="276" w:lineRule="auto"/>
+              <w:jc w:val="center"/>
+            </w:pPr>
+            <w:r>
+              <w:rPr>
+                <w:b/>
               </w:rPr>
               <w:t>Hoạt động của GV</w:t>
             </w:r>
@@ -1941,26 +1552,22 @@
         </w:tc>
         <w:tc>
           <w:tcPr>
-            <w:tcW w:type="dxa" w:w="3250"/>
-            <w:tcMar>
-              <w:top w:w="100" w:type="dxa"/>
-              <w:bottom w:w="100" w:type="dxa"/>
-              <w:left w:w="150" w:type="dxa"/>
-              <w:right w:w="150" w:type="dxa"/>
-            </w:tcMar>
-          </w:tcPr>
-          <w:p>
-            <w:pPr>
-              <w:spacing w:line="276" w:lineRule="auto" w:after="40"/>
-              <w:jc w:val="center"/>
-            </w:pPr>
-            <w:r/>
-            <w:r>
-              <w:rPr>
-                <w:rFonts w:ascii="Times New Roman" w:hAnsi="Times New Roman"/>
-                <w:b/>
-                <w:i w:val="0"/>
-                <w:sz w:val="26"/>
+            <w:tcW w:w="3250" w:type="dxa"/>
+            <w:tcMar>
+              <w:top w:w="100" w:type="dxa"/>
+              <w:left w:w="150" w:type="dxa"/>
+              <w:bottom w:w="100" w:type="dxa"/>
+              <w:right w:w="150" w:type="dxa"/>
+            </w:tcMar>
+          </w:tcPr>
+          <w:p>
+            <w:pPr>
+              <w:spacing w:after="40" w:line="276" w:lineRule="auto"/>
+              <w:jc w:val="center"/>
+            </w:pPr>
+            <w:r>
+              <w:rPr>
+                <w:b/>
               </w:rPr>
               <w:t>Hoạt động của HS</w:t>
             </w:r>
@@ -1968,25 +1575,26 @@
         </w:tc>
       </w:tr>
       <w:tr>
-        <w:tc>
-          <w:tcPr>
-            <w:tcW w:type="dxa" w:w="3250"/>
-            <w:tcMar>
-              <w:top w:w="100" w:type="dxa"/>
-              <w:bottom w:w="100" w:type="dxa"/>
-              <w:left w:w="150" w:type="dxa"/>
-              <w:right w:w="150" w:type="dxa"/>
-            </w:tcMar>
-          </w:tcPr>
-          <w:p>
-            <w:pPr>
-              <w:spacing w:line="276" w:lineRule="auto" w:after="40"/>
-              <w:jc w:val="center"/>
-            </w:pPr>
-            <w:r/>
-            <w:r>
-              <w:rPr>
-                <w:rFonts w:ascii="Times New Roman" w:hAnsi="Times New Roman"/>
+        <w:trPr>
+          <w:jc w:val="center"/>
+        </w:trPr>
+        <w:tc>
+          <w:tcPr>
+            <w:tcW w:w="3250" w:type="dxa"/>
+            <w:tcMar>
+              <w:top w:w="100" w:type="dxa"/>
+              <w:left w:w="150" w:type="dxa"/>
+              <w:bottom w:w="100" w:type="dxa"/>
+              <w:right w:w="150" w:type="dxa"/>
+            </w:tcMar>
+          </w:tcPr>
+          <w:p>
+            <w:pPr>
+              <w:spacing w:after="40" w:line="276" w:lineRule="auto"/>
+              <w:jc w:val="center"/>
+            </w:pPr>
+            <w:r>
+              <w:rPr>
                 <w:b/>
                 <w:i/>
                 <w:sz w:val="22"/>
@@ -1996,12 +1604,11 @@
           </w:p>
           <w:p>
             <w:pPr>
-              <w:spacing w:line="276" w:lineRule="auto" w:after="40"/>
-              <w:jc w:val="center"/>
-            </w:pPr>
-            <w:r>
-              <w:rPr>
-                <w:rFonts w:ascii="Times New Roman" w:hAnsi="Times New Roman"/>
+              <w:spacing w:after="40" w:line="276" w:lineRule="auto"/>
+              <w:jc w:val="center"/>
+            </w:pPr>
+            <w:r>
+              <w:rPr>
                 <w:b/>
                 <w:i/>
                 <w:sz w:val="22"/>
@@ -2011,12 +1618,11 @@
           </w:p>
           <w:p>
             <w:pPr>
-              <w:spacing w:line="276" w:lineRule="auto" w:after="40"/>
-              <w:jc w:val="center"/>
-            </w:pPr>
-            <w:r>
-              <w:rPr>
-                <w:rFonts w:ascii="Times New Roman" w:hAnsi="Times New Roman"/>
+              <w:spacing w:after="40" w:line="276" w:lineRule="auto"/>
+              <w:jc w:val="center"/>
+            </w:pPr>
+            <w:r>
+              <w:rPr>
                 <w:b/>
                 <w:i/>
                 <w:sz w:val="22"/>
@@ -2027,25 +1633,21 @@
         </w:tc>
         <w:tc>
           <w:tcPr>
-            <w:tcW w:type="dxa" w:w="3250"/>
-            <w:tcMar>
-              <w:top w:w="100" w:type="dxa"/>
-              <w:bottom w:w="100" w:type="dxa"/>
-              <w:left w:w="150" w:type="dxa"/>
-              <w:right w:w="150" w:type="dxa"/>
-            </w:tcMar>
-          </w:tcPr>
-          <w:p>
-            <w:pPr>
-              <w:spacing w:line="276" w:lineRule="auto" w:after="40"/>
+            <w:tcW w:w="3250" w:type="dxa"/>
+            <w:tcMar>
+              <w:top w:w="100" w:type="dxa"/>
+              <w:left w:w="150" w:type="dxa"/>
+              <w:bottom w:w="100" w:type="dxa"/>
+              <w:right w:w="150" w:type="dxa"/>
+            </w:tcMar>
+          </w:tcPr>
+          <w:p>
+            <w:pPr>
+              <w:spacing w:after="40" w:line="276" w:lineRule="auto"/>
               <w:jc w:val="left"/>
             </w:pPr>
-            <w:r/>
-            <w:r>
-              <w:rPr>
-                <w:rFonts w:ascii="Times New Roman" w:hAnsi="Times New Roman"/>
-                <w:b w:val="0"/>
-                <w:i w:val="0"/>
+            <w:r>
+              <w:rPr>
                 <w:sz w:val="24"/>
               </w:rPr>
               <w:t>GV giao nhiệm vụ cho từng nhóm tiến hành lắp ráp mô hình Bài 3. Robot nhận biết âm thanh.</w:t>
@@ -2054,25 +1656,21 @@
         </w:tc>
         <w:tc>
           <w:tcPr>
-            <w:tcW w:type="dxa" w:w="3250"/>
-            <w:tcMar>
-              <w:top w:w="100" w:type="dxa"/>
-              <w:bottom w:w="100" w:type="dxa"/>
-              <w:left w:w="150" w:type="dxa"/>
-              <w:right w:w="150" w:type="dxa"/>
-            </w:tcMar>
-          </w:tcPr>
-          <w:p>
-            <w:pPr>
-              <w:spacing w:line="276" w:lineRule="auto" w:after="40"/>
+            <w:tcW w:w="3250" w:type="dxa"/>
+            <w:tcMar>
+              <w:top w:w="100" w:type="dxa"/>
+              <w:left w:w="150" w:type="dxa"/>
+              <w:bottom w:w="100" w:type="dxa"/>
+              <w:right w:w="150" w:type="dxa"/>
+            </w:tcMar>
+          </w:tcPr>
+          <w:p>
+            <w:pPr>
+              <w:spacing w:after="40" w:line="276" w:lineRule="auto"/>
               <w:jc w:val="left"/>
             </w:pPr>
-            <w:r/>
-            <w:r>
-              <w:rPr>
-                <w:rFonts w:ascii="Times New Roman" w:hAnsi="Times New Roman"/>
-                <w:b w:val="0"/>
-                <w:i w:val="0"/>
+            <w:r>
+              <w:rPr>
                 <w:sz w:val="24"/>
               </w:rPr>
               <w:t>HS phân công nhiệm vụ (1 bạn xem sơ đồ, 1 bạn lắp khung, 1 bạn chọn chốt).</w:t>
@@ -2081,25 +1679,26 @@
         </w:tc>
       </w:tr>
       <w:tr>
-        <w:tc>
-          <w:tcPr>
-            <w:tcW w:type="dxa" w:w="3250"/>
-            <w:tcMar>
-              <w:top w:w="100" w:type="dxa"/>
-              <w:bottom w:w="100" w:type="dxa"/>
-              <w:left w:w="150" w:type="dxa"/>
-              <w:right w:w="150" w:type="dxa"/>
-            </w:tcMar>
-          </w:tcPr>
-          <w:p>
-            <w:pPr>
-              <w:spacing w:line="276" w:lineRule="auto" w:after="40"/>
-              <w:jc w:val="center"/>
-            </w:pPr>
-            <w:r/>
-            <w:r>
-              <w:rPr>
-                <w:rFonts w:ascii="Times New Roman" w:hAnsi="Times New Roman"/>
+        <w:trPr>
+          <w:jc w:val="center"/>
+        </w:trPr>
+        <w:tc>
+          <w:tcPr>
+            <w:tcW w:w="3250" w:type="dxa"/>
+            <w:tcMar>
+              <w:top w:w="100" w:type="dxa"/>
+              <w:left w:w="150" w:type="dxa"/>
+              <w:bottom w:w="100" w:type="dxa"/>
+              <w:right w:w="150" w:type="dxa"/>
+            </w:tcMar>
+          </w:tcPr>
+          <w:p>
+            <w:pPr>
+              <w:spacing w:after="40" w:line="276" w:lineRule="auto"/>
+              <w:jc w:val="center"/>
+            </w:pPr>
+            <w:r>
+              <w:rPr>
                 <w:b/>
                 <w:i/>
                 <w:sz w:val="22"/>
@@ -2109,12 +1708,11 @@
           </w:p>
           <w:p>
             <w:pPr>
-              <w:spacing w:line="276" w:lineRule="auto" w:after="40"/>
-              <w:jc w:val="center"/>
-            </w:pPr>
-            <w:r>
-              <w:rPr>
-                <w:rFonts w:ascii="Times New Roman" w:hAnsi="Times New Roman"/>
+              <w:spacing w:after="40" w:line="276" w:lineRule="auto"/>
+              <w:jc w:val="center"/>
+            </w:pPr>
+            <w:r>
+              <w:rPr>
                 <w:b/>
                 <w:i/>
                 <w:sz w:val="22"/>
@@ -2124,12 +1722,11 @@
           </w:p>
           <w:p>
             <w:pPr>
-              <w:spacing w:line="276" w:lineRule="auto" w:after="40"/>
-              <w:jc w:val="center"/>
-            </w:pPr>
-            <w:r>
-              <w:rPr>
-                <w:rFonts w:ascii="Times New Roman" w:hAnsi="Times New Roman"/>
+              <w:spacing w:after="40" w:line="276" w:lineRule="auto"/>
+              <w:jc w:val="center"/>
+            </w:pPr>
+            <w:r>
+              <w:rPr>
                 <w:b/>
                 <w:i/>
                 <w:sz w:val="22"/>
@@ -2140,25 +1737,21 @@
         </w:tc>
         <w:tc>
           <w:tcPr>
-            <w:tcW w:type="dxa" w:w="3250"/>
-            <w:tcMar>
-              <w:top w:w="100" w:type="dxa"/>
-              <w:bottom w:w="100" w:type="dxa"/>
-              <w:left w:w="150" w:type="dxa"/>
-              <w:right w:w="150" w:type="dxa"/>
-            </w:tcMar>
-          </w:tcPr>
-          <w:p>
-            <w:pPr>
-              <w:spacing w:line="276" w:lineRule="auto" w:after="40"/>
+            <w:tcW w:w="3250" w:type="dxa"/>
+            <w:tcMar>
+              <w:top w:w="100" w:type="dxa"/>
+              <w:left w:w="150" w:type="dxa"/>
+              <w:bottom w:w="100" w:type="dxa"/>
+              <w:right w:w="150" w:type="dxa"/>
+            </w:tcMar>
+          </w:tcPr>
+          <w:p>
+            <w:pPr>
+              <w:spacing w:after="40" w:line="276" w:lineRule="auto"/>
               <w:jc w:val="left"/>
             </w:pPr>
-            <w:r/>
-            <w:r>
-              <w:rPr>
-                <w:rFonts w:ascii="Times New Roman" w:hAnsi="Times New Roman"/>
-                <w:b w:val="0"/>
-                <w:i w:val="0"/>
+            <w:r>
+              <w:rPr>
                 <w:sz w:val="24"/>
               </w:rPr>
               <w:t>GV quan sát trực tiếp tại các bàn, hỗ trợ nhóm gặp vướng mắc kỹ thuật.</w:t>
@@ -2167,25 +1760,21 @@
         </w:tc>
         <w:tc>
           <w:tcPr>
-            <w:tcW w:type="dxa" w:w="3250"/>
-            <w:tcMar>
-              <w:top w:w="100" w:type="dxa"/>
-              <w:bottom w:w="100" w:type="dxa"/>
-              <w:left w:w="150" w:type="dxa"/>
-              <w:right w:w="150" w:type="dxa"/>
-            </w:tcMar>
-          </w:tcPr>
-          <w:p>
-            <w:pPr>
-              <w:spacing w:line="276" w:lineRule="auto" w:after="40"/>
+            <w:tcW w:w="3250" w:type="dxa"/>
+            <w:tcMar>
+              <w:top w:w="100" w:type="dxa"/>
+              <w:left w:w="150" w:type="dxa"/>
+              <w:bottom w:w="100" w:type="dxa"/>
+              <w:right w:w="150" w:type="dxa"/>
+            </w:tcMar>
+          </w:tcPr>
+          <w:p>
+            <w:pPr>
+              <w:spacing w:after="40" w:line="276" w:lineRule="auto"/>
               <w:jc w:val="left"/>
             </w:pPr>
-            <w:r/>
-            <w:r>
-              <w:rPr>
-                <w:rFonts w:ascii="Times New Roman" w:hAnsi="Times New Roman"/>
-                <w:b w:val="0"/>
-                <w:i w:val="0"/>
+            <w:r>
+              <w:rPr>
                 <w:sz w:val="24"/>
               </w:rPr>
               <w:t>HS tiến hành lắp ráp cẩn thận từng chi tiết, kiểm tra độ mượt của khớp nối.</w:t>
@@ -2194,25 +1783,26 @@
         </w:tc>
       </w:tr>
       <w:tr>
-        <w:tc>
-          <w:tcPr>
-            <w:tcW w:type="dxa" w:w="3250"/>
-            <w:tcMar>
-              <w:top w:w="100" w:type="dxa"/>
-              <w:bottom w:w="100" w:type="dxa"/>
-              <w:left w:w="150" w:type="dxa"/>
-              <w:right w:w="150" w:type="dxa"/>
-            </w:tcMar>
-          </w:tcPr>
-          <w:p>
-            <w:pPr>
-              <w:spacing w:line="276" w:lineRule="auto" w:after="40"/>
-              <w:jc w:val="center"/>
-            </w:pPr>
-            <w:r/>
-            <w:r>
-              <w:rPr>
-                <w:rFonts w:ascii="Times New Roman" w:hAnsi="Times New Roman"/>
+        <w:trPr>
+          <w:jc w:val="center"/>
+        </w:trPr>
+        <w:tc>
+          <w:tcPr>
+            <w:tcW w:w="3250" w:type="dxa"/>
+            <w:tcMar>
+              <w:top w:w="100" w:type="dxa"/>
+              <w:left w:w="150" w:type="dxa"/>
+              <w:bottom w:w="100" w:type="dxa"/>
+              <w:right w:w="150" w:type="dxa"/>
+            </w:tcMar>
+          </w:tcPr>
+          <w:p>
+            <w:pPr>
+              <w:spacing w:after="40" w:line="276" w:lineRule="auto"/>
+              <w:jc w:val="center"/>
+            </w:pPr>
+            <w:r>
+              <w:rPr>
                 <w:b/>
                 <w:i/>
                 <w:sz w:val="22"/>
@@ -2222,12 +1812,11 @@
           </w:p>
           <w:p>
             <w:pPr>
-              <w:spacing w:line="276" w:lineRule="auto" w:after="40"/>
-              <w:jc w:val="center"/>
-            </w:pPr>
-            <w:r>
-              <w:rPr>
-                <w:rFonts w:ascii="Times New Roman" w:hAnsi="Times New Roman"/>
+              <w:spacing w:after="40" w:line="276" w:lineRule="auto"/>
+              <w:jc w:val="center"/>
+            </w:pPr>
+            <w:r>
+              <w:rPr>
                 <w:b/>
                 <w:i/>
                 <w:sz w:val="22"/>
@@ -2237,12 +1826,11 @@
           </w:p>
           <w:p>
             <w:pPr>
-              <w:spacing w:line="276" w:lineRule="auto" w:after="40"/>
-              <w:jc w:val="center"/>
-            </w:pPr>
-            <w:r>
-              <w:rPr>
-                <w:rFonts w:ascii="Times New Roman" w:hAnsi="Times New Roman"/>
+              <w:spacing w:after="40" w:line="276" w:lineRule="auto"/>
+              <w:jc w:val="center"/>
+            </w:pPr>
+            <w:r>
+              <w:rPr>
                 <w:b/>
                 <w:i/>
                 <w:sz w:val="22"/>
@@ -2253,25 +1841,21 @@
         </w:tc>
         <w:tc>
           <w:tcPr>
-            <w:tcW w:type="dxa" w:w="3250"/>
-            <w:tcMar>
-              <w:top w:w="100" w:type="dxa"/>
-              <w:bottom w:w="100" w:type="dxa"/>
-              <w:left w:w="150" w:type="dxa"/>
-              <w:right w:w="150" w:type="dxa"/>
-            </w:tcMar>
-          </w:tcPr>
-          <w:p>
-            <w:pPr>
-              <w:spacing w:line="276" w:lineRule="auto" w:after="40"/>
+            <w:tcW w:w="3250" w:type="dxa"/>
+            <w:tcMar>
+              <w:top w:w="100" w:type="dxa"/>
+              <w:left w:w="150" w:type="dxa"/>
+              <w:bottom w:w="100" w:type="dxa"/>
+              <w:right w:w="150" w:type="dxa"/>
+            </w:tcMar>
+          </w:tcPr>
+          <w:p>
+            <w:pPr>
+              <w:spacing w:after="40" w:line="276" w:lineRule="auto"/>
               <w:jc w:val="left"/>
             </w:pPr>
-            <w:r/>
-            <w:r>
-              <w:rPr>
-                <w:rFonts w:ascii="Times New Roman" w:hAnsi="Times New Roman"/>
-                <w:b w:val="0"/>
-                <w:i w:val="0"/>
+            <w:r>
+              <w:rPr>
                 <w:sz w:val="24"/>
               </w:rPr>
               <w:t>GV yêu cầu các nhóm cấp nguồn/nạp code và cho robot vận hành thử.</w:t>
@@ -2280,25 +1864,21 @@
         </w:tc>
         <w:tc>
           <w:tcPr>
-            <w:tcW w:type="dxa" w:w="3250"/>
-            <w:tcMar>
-              <w:top w:w="100" w:type="dxa"/>
-              <w:bottom w:w="100" w:type="dxa"/>
-              <w:left w:w="150" w:type="dxa"/>
-              <w:right w:w="150" w:type="dxa"/>
-            </w:tcMar>
-          </w:tcPr>
-          <w:p>
-            <w:pPr>
-              <w:spacing w:line="276" w:lineRule="auto" w:after="40"/>
+            <w:tcW w:w="3250" w:type="dxa"/>
+            <w:tcMar>
+              <w:top w:w="100" w:type="dxa"/>
+              <w:left w:w="150" w:type="dxa"/>
+              <w:bottom w:w="100" w:type="dxa"/>
+              <w:right w:w="150" w:type="dxa"/>
+            </w:tcMar>
+          </w:tcPr>
+          <w:p>
+            <w:pPr>
+              <w:spacing w:after="40" w:line="276" w:lineRule="auto"/>
               <w:jc w:val="left"/>
             </w:pPr>
-            <w:r/>
-            <w:r>
-              <w:rPr>
-                <w:rFonts w:ascii="Times New Roman" w:hAnsi="Times New Roman"/>
-                <w:b w:val="0"/>
-                <w:i w:val="0"/>
+            <w:r>
+              <w:rPr>
                 <w:sz w:val="24"/>
               </w:rPr>
               <w:t>HS đặt robot lên bàn thử nghiệm, bật công tắc quan sát hoạt động.</w:t>
@@ -2307,25 +1887,26 @@
         </w:tc>
       </w:tr>
       <w:tr>
-        <w:tc>
-          <w:tcPr>
-            <w:tcW w:type="dxa" w:w="3250"/>
-            <w:tcMar>
-              <w:top w:w="100" w:type="dxa"/>
-              <w:bottom w:w="100" w:type="dxa"/>
-              <w:left w:w="150" w:type="dxa"/>
-              <w:right w:w="150" w:type="dxa"/>
-            </w:tcMar>
-          </w:tcPr>
-          <w:p>
-            <w:pPr>
-              <w:spacing w:line="276" w:lineRule="auto" w:after="40"/>
-              <w:jc w:val="center"/>
-            </w:pPr>
-            <w:r/>
-            <w:r>
-              <w:rPr>
-                <w:rFonts w:ascii="Times New Roman" w:hAnsi="Times New Roman"/>
+        <w:trPr>
+          <w:jc w:val="center"/>
+        </w:trPr>
+        <w:tc>
+          <w:tcPr>
+            <w:tcW w:w="3250" w:type="dxa"/>
+            <w:tcMar>
+              <w:top w:w="100" w:type="dxa"/>
+              <w:left w:w="150" w:type="dxa"/>
+              <w:bottom w:w="100" w:type="dxa"/>
+              <w:right w:w="150" w:type="dxa"/>
+            </w:tcMar>
+          </w:tcPr>
+          <w:p>
+            <w:pPr>
+              <w:spacing w:after="40" w:line="276" w:lineRule="auto"/>
+              <w:jc w:val="center"/>
+            </w:pPr>
+            <w:r>
+              <w:rPr>
                 <w:b/>
                 <w:i/>
                 <w:sz w:val="22"/>
@@ -2335,12 +1916,11 @@
           </w:p>
           <w:p>
             <w:pPr>
-              <w:spacing w:line="276" w:lineRule="auto" w:after="40"/>
-              <w:jc w:val="center"/>
-            </w:pPr>
-            <w:r>
-              <w:rPr>
-                <w:rFonts w:ascii="Times New Roman" w:hAnsi="Times New Roman"/>
+              <w:spacing w:after="40" w:line="276" w:lineRule="auto"/>
+              <w:jc w:val="center"/>
+            </w:pPr>
+            <w:r>
+              <w:rPr>
                 <w:b/>
                 <w:i/>
                 <w:sz w:val="22"/>
@@ -2350,12 +1930,11 @@
           </w:p>
           <w:p>
             <w:pPr>
-              <w:spacing w:line="276" w:lineRule="auto" w:after="40"/>
-              <w:jc w:val="center"/>
-            </w:pPr>
-            <w:r>
-              <w:rPr>
-                <w:rFonts w:ascii="Times New Roman" w:hAnsi="Times New Roman"/>
+              <w:spacing w:after="40" w:line="276" w:lineRule="auto"/>
+              <w:jc w:val="center"/>
+            </w:pPr>
+            <w:r>
+              <w:rPr>
                 <w:b/>
                 <w:i/>
                 <w:sz w:val="22"/>
@@ -2366,25 +1945,21 @@
         </w:tc>
         <w:tc>
           <w:tcPr>
-            <w:tcW w:type="dxa" w:w="3250"/>
-            <w:tcMar>
-              <w:top w:w="100" w:type="dxa"/>
-              <w:bottom w:w="100" w:type="dxa"/>
-              <w:left w:w="150" w:type="dxa"/>
-              <w:right w:w="150" w:type="dxa"/>
-            </w:tcMar>
-          </w:tcPr>
-          <w:p>
-            <w:pPr>
-              <w:spacing w:line="276" w:lineRule="auto" w:after="40"/>
+            <w:tcW w:w="3250" w:type="dxa"/>
+            <w:tcMar>
+              <w:top w:w="100" w:type="dxa"/>
+              <w:left w:w="150" w:type="dxa"/>
+              <w:bottom w:w="100" w:type="dxa"/>
+              <w:right w:w="150" w:type="dxa"/>
+            </w:tcMar>
+          </w:tcPr>
+          <w:p>
+            <w:pPr>
+              <w:spacing w:after="40" w:line="276" w:lineRule="auto"/>
               <w:jc w:val="left"/>
             </w:pPr>
-            <w:r/>
-            <w:r>
-              <w:rPr>
-                <w:rFonts w:ascii="Times New Roman" w:hAnsi="Times New Roman"/>
-                <w:b w:val="0"/>
-                <w:i w:val="0"/>
+            <w:r>
+              <w:rPr>
                 <w:sz w:val="24"/>
               </w:rPr>
               <w:t>GV đánh giá sản phẩm thực hành, chấm điểm tiêu chí kỹ thuật.</w:t>
@@ -2393,25 +1968,21 @@
         </w:tc>
         <w:tc>
           <w:tcPr>
-            <w:tcW w:type="dxa" w:w="3250"/>
-            <w:tcMar>
-              <w:top w:w="100" w:type="dxa"/>
-              <w:bottom w:w="100" w:type="dxa"/>
-              <w:left w:w="150" w:type="dxa"/>
-              <w:right w:w="150" w:type="dxa"/>
-            </w:tcMar>
-          </w:tcPr>
-          <w:p>
-            <w:pPr>
-              <w:spacing w:line="276" w:lineRule="auto" w:after="40"/>
+            <w:tcW w:w="3250" w:type="dxa"/>
+            <w:tcMar>
+              <w:top w:w="100" w:type="dxa"/>
+              <w:left w:w="150" w:type="dxa"/>
+              <w:bottom w:w="100" w:type="dxa"/>
+              <w:right w:w="150" w:type="dxa"/>
+            </w:tcMar>
+          </w:tcPr>
+          <w:p>
+            <w:pPr>
+              <w:spacing w:after="40" w:line="276" w:lineRule="auto"/>
               <w:jc w:val="left"/>
             </w:pPr>
-            <w:r/>
-            <w:r>
-              <w:rPr>
-                <w:rFonts w:ascii="Times New Roman" w:hAnsi="Times New Roman"/>
-                <w:b w:val="0"/>
-                <w:i w:val="0"/>
+            <w:r>
+              <w:rPr>
                 <w:sz w:val="24"/>
               </w:rPr>
               <w:t>HS tinh chỉnh lại chốt nối nếu robot bị kẹt hoặc di chuyển lệch.</w:t>
@@ -2422,51 +1993,60 @@
     </w:tbl>
     <w:p>
       <w:pPr>
-        <w:spacing w:line="276" w:lineRule="auto" w:after="60"/>
+        <w:spacing w:after="60" w:line="276" w:lineRule="auto"/>
         <w:jc w:val="left"/>
       </w:pPr>
     </w:p>
     <w:p>
       <w:pPr>
-        <w:spacing w:line="276" w:lineRule="auto" w:after="60"/>
+        <w:spacing w:after="60" w:line="276" w:lineRule="auto"/>
         <w:jc w:val="left"/>
       </w:pPr>
       <w:r>
         <w:rPr>
-          <w:rFonts w:ascii="Times New Roman" w:hAnsi="Times New Roman"/>
           <w:b/>
-          <w:i w:val="0"/>
-          <w:sz w:val="26"/>
         </w:rPr>
         <w:t>4. Hoạt động mở rộng (Nhiệm vụ về nhà) (8 phút)</w:t>
       </w:r>
     </w:p>
     <w:p>
       <w:pPr>
-        <w:spacing w:line="276" w:lineRule="auto" w:after="60"/>
+        <w:spacing w:after="60" w:line="276" w:lineRule="auto"/>
         <w:ind w:left="288"/>
         <w:jc w:val="left"/>
       </w:pPr>
       <w:r>
         <w:rPr>
-          <w:rFonts w:ascii="Times New Roman" w:hAnsi="Times New Roman"/>
-          <w:b w:val="0"/>
           <w:i/>
-          <w:sz w:val="26"/>
         </w:rPr>
+        <w:lastRenderedPageBreak/>
         <w:t>a) Mục tiêu: Vận dụng sáng tạo, nâng cấp tính năng robot và dọn dẹp vệ sinh.</w:t>
+      </w:r>
+      <w:r>
+        <w:rPr>
+          <w:i/>
+        </w:rPr>
         <w:br/>
         <w:t>b) Nội dung: GV đặt yêu cầu cải tiến tối ưu thuật toán hoặc thêm chi tiết trang trí.</w:t>
+      </w:r>
+      <w:r>
+        <w:rPr>
+          <w:i/>
+        </w:rPr>
         <w:br/>
         <w:t>c) Sản phẩm: Báo cáo ý tưởng cải tiến mô hình và bộ Kit được sắp xếp ngăn nắp.</w:t>
+      </w:r>
+      <w:r>
+        <w:rPr>
+          <w:i/>
+        </w:rPr>
         <w:br/>
         <w:t>d) Tổ chức thực hiện:</w:t>
       </w:r>
     </w:p>
     <w:tbl>
       <w:tblPr>
-        <w:tblW w:type="auto" w:w="0"/>
-        <w:tblLook w:firstColumn="1" w:firstRow="1" w:lastColumn="0" w:lastRow="0" w:noHBand="0" w:noVBand="1" w:val="04A0"/>
+        <w:tblW w:w="0" w:type="auto"/>
         <w:jc w:val="center"/>
         <w:tblBorders>
           <w:top w:val="single" w:sz="4" w:space="0" w:color="000000"/>
@@ -2476,35 +2056,35 @@
           <w:insideH w:val="single" w:sz="4" w:space="0" w:color="000000"/>
           <w:insideV w:val="single" w:sz="4" w:space="0" w:color="000000"/>
         </w:tblBorders>
+        <w:tblLook w:val="04A0" w:firstRow="1" w:lastRow="0" w:firstColumn="1" w:lastColumn="0" w:noHBand="0" w:noVBand="1"/>
       </w:tblPr>
       <w:tblGrid>
-        <w:gridCol w:w="3250"/>
-        <w:gridCol w:w="3250"/>
-        <w:gridCol w:w="3250"/>
+        <w:gridCol w:w="3247"/>
+        <w:gridCol w:w="3246"/>
+        <w:gridCol w:w="3247"/>
       </w:tblGrid>
       <w:tr>
-        <w:tc>
-          <w:tcPr>
-            <w:tcW w:type="dxa" w:w="3250"/>
-            <w:tcMar>
-              <w:top w:w="100" w:type="dxa"/>
-              <w:bottom w:w="100" w:type="dxa"/>
-              <w:left w:w="150" w:type="dxa"/>
-              <w:right w:w="150" w:type="dxa"/>
-            </w:tcMar>
-          </w:tcPr>
-          <w:p>
-            <w:pPr>
-              <w:spacing w:line="276" w:lineRule="auto" w:after="40"/>
-              <w:jc w:val="center"/>
-            </w:pPr>
-            <w:r/>
-            <w:r>
-              <w:rPr>
-                <w:rFonts w:ascii="Times New Roman" w:hAnsi="Times New Roman"/>
-                <w:b/>
-                <w:i w:val="0"/>
-                <w:sz w:val="26"/>
+        <w:trPr>
+          <w:jc w:val="center"/>
+        </w:trPr>
+        <w:tc>
+          <w:tcPr>
+            <w:tcW w:w="3250" w:type="dxa"/>
+            <w:tcMar>
+              <w:top w:w="100" w:type="dxa"/>
+              <w:left w:w="150" w:type="dxa"/>
+              <w:bottom w:w="100" w:type="dxa"/>
+              <w:right w:w="150" w:type="dxa"/>
+            </w:tcMar>
+          </w:tcPr>
+          <w:p>
+            <w:pPr>
+              <w:spacing w:after="40" w:line="276" w:lineRule="auto"/>
+              <w:jc w:val="center"/>
+            </w:pPr>
+            <w:r>
+              <w:rPr>
+                <w:b/>
               </w:rPr>
               <w:t>Bước</w:t>
             </w:r>
@@ -2512,26 +2092,22 @@
         </w:tc>
         <w:tc>
           <w:tcPr>
-            <w:tcW w:type="dxa" w:w="3250"/>
-            <w:tcMar>
-              <w:top w:w="100" w:type="dxa"/>
-              <w:bottom w:w="100" w:type="dxa"/>
-              <w:left w:w="150" w:type="dxa"/>
-              <w:right w:w="150" w:type="dxa"/>
-            </w:tcMar>
-          </w:tcPr>
-          <w:p>
-            <w:pPr>
-              <w:spacing w:line="276" w:lineRule="auto" w:after="40"/>
-              <w:jc w:val="center"/>
-            </w:pPr>
-            <w:r/>
-            <w:r>
-              <w:rPr>
-                <w:rFonts w:ascii="Times New Roman" w:hAnsi="Times New Roman"/>
-                <w:b/>
-                <w:i w:val="0"/>
-                <w:sz w:val="26"/>
+            <w:tcW w:w="3250" w:type="dxa"/>
+            <w:tcMar>
+              <w:top w:w="100" w:type="dxa"/>
+              <w:left w:w="150" w:type="dxa"/>
+              <w:bottom w:w="100" w:type="dxa"/>
+              <w:right w:w="150" w:type="dxa"/>
+            </w:tcMar>
+          </w:tcPr>
+          <w:p>
+            <w:pPr>
+              <w:spacing w:after="40" w:line="276" w:lineRule="auto"/>
+              <w:jc w:val="center"/>
+            </w:pPr>
+            <w:r>
+              <w:rPr>
+                <w:b/>
               </w:rPr>
               <w:t>Hoạt động của GV</w:t>
             </w:r>
@@ -2539,26 +2115,22 @@
         </w:tc>
         <w:tc>
           <w:tcPr>
-            <w:tcW w:type="dxa" w:w="3250"/>
-            <w:tcMar>
-              <w:top w:w="100" w:type="dxa"/>
-              <w:bottom w:w="100" w:type="dxa"/>
-              <w:left w:w="150" w:type="dxa"/>
-              <w:right w:w="150" w:type="dxa"/>
-            </w:tcMar>
-          </w:tcPr>
-          <w:p>
-            <w:pPr>
-              <w:spacing w:line="276" w:lineRule="auto" w:after="40"/>
-              <w:jc w:val="center"/>
-            </w:pPr>
-            <w:r/>
-            <w:r>
-              <w:rPr>
-                <w:rFonts w:ascii="Times New Roman" w:hAnsi="Times New Roman"/>
-                <w:b/>
-                <w:i w:val="0"/>
-                <w:sz w:val="26"/>
+            <w:tcW w:w="3250" w:type="dxa"/>
+            <w:tcMar>
+              <w:top w:w="100" w:type="dxa"/>
+              <w:left w:w="150" w:type="dxa"/>
+              <w:bottom w:w="100" w:type="dxa"/>
+              <w:right w:w="150" w:type="dxa"/>
+            </w:tcMar>
+          </w:tcPr>
+          <w:p>
+            <w:pPr>
+              <w:spacing w:after="40" w:line="276" w:lineRule="auto"/>
+              <w:jc w:val="center"/>
+            </w:pPr>
+            <w:r>
+              <w:rPr>
+                <w:b/>
               </w:rPr>
               <w:t>Hoạt động của HS</w:t>
             </w:r>
@@ -2566,25 +2138,26 @@
         </w:tc>
       </w:tr>
       <w:tr>
-        <w:tc>
-          <w:tcPr>
-            <w:tcW w:type="dxa" w:w="3250"/>
-            <w:tcMar>
-              <w:top w:w="100" w:type="dxa"/>
-              <w:bottom w:w="100" w:type="dxa"/>
-              <w:left w:w="150" w:type="dxa"/>
-              <w:right w:w="150" w:type="dxa"/>
-            </w:tcMar>
-          </w:tcPr>
-          <w:p>
-            <w:pPr>
-              <w:spacing w:line="276" w:lineRule="auto" w:after="40"/>
-              <w:jc w:val="center"/>
-            </w:pPr>
-            <w:r/>
-            <w:r>
-              <w:rPr>
-                <w:rFonts w:ascii="Times New Roman" w:hAnsi="Times New Roman"/>
+        <w:trPr>
+          <w:jc w:val="center"/>
+        </w:trPr>
+        <w:tc>
+          <w:tcPr>
+            <w:tcW w:w="3250" w:type="dxa"/>
+            <w:tcMar>
+              <w:top w:w="100" w:type="dxa"/>
+              <w:left w:w="150" w:type="dxa"/>
+              <w:bottom w:w="100" w:type="dxa"/>
+              <w:right w:w="150" w:type="dxa"/>
+            </w:tcMar>
+          </w:tcPr>
+          <w:p>
+            <w:pPr>
+              <w:spacing w:after="40" w:line="276" w:lineRule="auto"/>
+              <w:jc w:val="center"/>
+            </w:pPr>
+            <w:r>
+              <w:rPr>
                 <w:b/>
                 <w:i/>
                 <w:sz w:val="22"/>
@@ -2594,12 +2167,11 @@
           </w:p>
           <w:p>
             <w:pPr>
-              <w:spacing w:line="276" w:lineRule="auto" w:after="40"/>
-              <w:jc w:val="center"/>
-            </w:pPr>
-            <w:r>
-              <w:rPr>
-                <w:rFonts w:ascii="Times New Roman" w:hAnsi="Times New Roman"/>
+              <w:spacing w:after="40" w:line="276" w:lineRule="auto"/>
+              <w:jc w:val="center"/>
+            </w:pPr>
+            <w:r>
+              <w:rPr>
                 <w:b/>
                 <w:i/>
                 <w:sz w:val="22"/>
@@ -2609,12 +2181,11 @@
           </w:p>
           <w:p>
             <w:pPr>
-              <w:spacing w:line="276" w:lineRule="auto" w:after="40"/>
-              <w:jc w:val="center"/>
-            </w:pPr>
-            <w:r>
-              <w:rPr>
-                <w:rFonts w:ascii="Times New Roman" w:hAnsi="Times New Roman"/>
+              <w:spacing w:after="40" w:line="276" w:lineRule="auto"/>
+              <w:jc w:val="center"/>
+            </w:pPr>
+            <w:r>
+              <w:rPr>
                 <w:b/>
                 <w:i/>
                 <w:sz w:val="22"/>
@@ -2625,25 +2196,21 @@
         </w:tc>
         <w:tc>
           <w:tcPr>
-            <w:tcW w:type="dxa" w:w="3250"/>
-            <w:tcMar>
-              <w:top w:w="100" w:type="dxa"/>
-              <w:bottom w:w="100" w:type="dxa"/>
-              <w:left w:w="150" w:type="dxa"/>
-              <w:right w:w="150" w:type="dxa"/>
-            </w:tcMar>
-          </w:tcPr>
-          <w:p>
-            <w:pPr>
-              <w:spacing w:line="276" w:lineRule="auto" w:after="40"/>
+            <w:tcW w:w="3250" w:type="dxa"/>
+            <w:tcMar>
+              <w:top w:w="100" w:type="dxa"/>
+              <w:left w:w="150" w:type="dxa"/>
+              <w:bottom w:w="100" w:type="dxa"/>
+              <w:right w:w="150" w:type="dxa"/>
+            </w:tcMar>
+          </w:tcPr>
+          <w:p>
+            <w:pPr>
+              <w:spacing w:after="40" w:line="276" w:lineRule="auto"/>
               <w:jc w:val="left"/>
             </w:pPr>
-            <w:r/>
-            <w:r>
-              <w:rPr>
-                <w:rFonts w:ascii="Times New Roman" w:hAnsi="Times New Roman"/>
-                <w:b w:val="0"/>
-                <w:i w:val="0"/>
+            <w:r>
+              <w:rPr>
                 <w:sz w:val="24"/>
               </w:rPr>
               <w:t>GV đặt câu hỏi: 'Em có thể cải tiến cấu trúc nào để Bài 3. Robot nhận biết âm thanh hoạt động tốt hơn?'</w:t>
@@ -2652,25 +2219,21 @@
         </w:tc>
         <w:tc>
           <w:tcPr>
-            <w:tcW w:type="dxa" w:w="3250"/>
-            <w:tcMar>
-              <w:top w:w="100" w:type="dxa"/>
-              <w:bottom w:w="100" w:type="dxa"/>
-              <w:left w:w="150" w:type="dxa"/>
-              <w:right w:w="150" w:type="dxa"/>
-            </w:tcMar>
-          </w:tcPr>
-          <w:p>
-            <w:pPr>
-              <w:spacing w:line="276" w:lineRule="auto" w:after="40"/>
+            <w:tcW w:w="3250" w:type="dxa"/>
+            <w:tcMar>
+              <w:top w:w="100" w:type="dxa"/>
+              <w:left w:w="150" w:type="dxa"/>
+              <w:bottom w:w="100" w:type="dxa"/>
+              <w:right w:w="150" w:type="dxa"/>
+            </w:tcMar>
+          </w:tcPr>
+          <w:p>
+            <w:pPr>
+              <w:spacing w:after="40" w:line="276" w:lineRule="auto"/>
               <w:jc w:val="left"/>
             </w:pPr>
-            <w:r/>
-            <w:r>
-              <w:rPr>
-                <w:rFonts w:ascii="Times New Roman" w:hAnsi="Times New Roman"/>
-                <w:b w:val="0"/>
-                <w:i w:val="0"/>
+            <w:r>
+              <w:rPr>
                 <w:sz w:val="24"/>
               </w:rPr>
               <w:t>HS tiếp nhận câu hỏi suy nghĩ ý tưởng sáng tạo mở rộng.</w:t>
@@ -2679,25 +2242,26 @@
         </w:tc>
       </w:tr>
       <w:tr>
-        <w:tc>
-          <w:tcPr>
-            <w:tcW w:type="dxa" w:w="3250"/>
-            <w:tcMar>
-              <w:top w:w="100" w:type="dxa"/>
-              <w:bottom w:w="100" w:type="dxa"/>
-              <w:left w:w="150" w:type="dxa"/>
-              <w:right w:w="150" w:type="dxa"/>
-            </w:tcMar>
-          </w:tcPr>
-          <w:p>
-            <w:pPr>
-              <w:spacing w:line="276" w:lineRule="auto" w:after="40"/>
-              <w:jc w:val="center"/>
-            </w:pPr>
-            <w:r/>
-            <w:r>
-              <w:rPr>
-                <w:rFonts w:ascii="Times New Roman" w:hAnsi="Times New Roman"/>
+        <w:trPr>
+          <w:jc w:val="center"/>
+        </w:trPr>
+        <w:tc>
+          <w:tcPr>
+            <w:tcW w:w="3250" w:type="dxa"/>
+            <w:tcMar>
+              <w:top w:w="100" w:type="dxa"/>
+              <w:left w:w="150" w:type="dxa"/>
+              <w:bottom w:w="100" w:type="dxa"/>
+              <w:right w:w="150" w:type="dxa"/>
+            </w:tcMar>
+          </w:tcPr>
+          <w:p>
+            <w:pPr>
+              <w:spacing w:after="40" w:line="276" w:lineRule="auto"/>
+              <w:jc w:val="center"/>
+            </w:pPr>
+            <w:r>
+              <w:rPr>
                 <w:b/>
                 <w:i/>
                 <w:sz w:val="22"/>
@@ -2707,12 +2271,11 @@
           </w:p>
           <w:p>
             <w:pPr>
-              <w:spacing w:line="276" w:lineRule="auto" w:after="40"/>
-              <w:jc w:val="center"/>
-            </w:pPr>
-            <w:r>
-              <w:rPr>
-                <w:rFonts w:ascii="Times New Roman" w:hAnsi="Times New Roman"/>
+              <w:spacing w:after="40" w:line="276" w:lineRule="auto"/>
+              <w:jc w:val="center"/>
+            </w:pPr>
+            <w:r>
+              <w:rPr>
                 <w:b/>
                 <w:i/>
                 <w:sz w:val="22"/>
@@ -2722,12 +2285,11 @@
           </w:p>
           <w:p>
             <w:pPr>
-              <w:spacing w:line="276" w:lineRule="auto" w:after="40"/>
-              <w:jc w:val="center"/>
-            </w:pPr>
-            <w:r>
-              <w:rPr>
-                <w:rFonts w:ascii="Times New Roman" w:hAnsi="Times New Roman"/>
+              <w:spacing w:after="40" w:line="276" w:lineRule="auto"/>
+              <w:jc w:val="center"/>
+            </w:pPr>
+            <w:r>
+              <w:rPr>
                 <w:b/>
                 <w:i/>
                 <w:sz w:val="22"/>
@@ -2738,25 +2300,21 @@
         </w:tc>
         <w:tc>
           <w:tcPr>
-            <w:tcW w:type="dxa" w:w="3250"/>
-            <w:tcMar>
-              <w:top w:w="100" w:type="dxa"/>
-              <w:bottom w:w="100" w:type="dxa"/>
-              <w:left w:w="150" w:type="dxa"/>
-              <w:right w:w="150" w:type="dxa"/>
-            </w:tcMar>
-          </w:tcPr>
-          <w:p>
-            <w:pPr>
-              <w:spacing w:line="276" w:lineRule="auto" w:after="40"/>
+            <w:tcW w:w="3250" w:type="dxa"/>
+            <w:tcMar>
+              <w:top w:w="100" w:type="dxa"/>
+              <w:left w:w="150" w:type="dxa"/>
+              <w:bottom w:w="100" w:type="dxa"/>
+              <w:right w:w="150" w:type="dxa"/>
+            </w:tcMar>
+          </w:tcPr>
+          <w:p>
+            <w:pPr>
+              <w:spacing w:after="40" w:line="276" w:lineRule="auto"/>
               <w:jc w:val="left"/>
             </w:pPr>
-            <w:r/>
-            <w:r>
-              <w:rPr>
-                <w:rFonts w:ascii="Times New Roman" w:hAnsi="Times New Roman"/>
-                <w:b w:val="0"/>
-                <w:i w:val="0"/>
+            <w:r>
+              <w:rPr>
                 <w:sz w:val="24"/>
               </w:rPr>
               <w:t>GV hướng dẫn quy trình tháo dỡ robot và kiểm kê linh kiện.</w:t>
@@ -2765,25 +2323,21 @@
         </w:tc>
         <w:tc>
           <w:tcPr>
-            <w:tcW w:type="dxa" w:w="3250"/>
-            <w:tcMar>
-              <w:top w:w="100" w:type="dxa"/>
-              <w:bottom w:w="100" w:type="dxa"/>
-              <w:left w:w="150" w:type="dxa"/>
-              <w:right w:w="150" w:type="dxa"/>
-            </w:tcMar>
-          </w:tcPr>
-          <w:p>
-            <w:pPr>
-              <w:spacing w:line="276" w:lineRule="auto" w:after="40"/>
+            <w:tcW w:w="3250" w:type="dxa"/>
+            <w:tcMar>
+              <w:top w:w="100" w:type="dxa"/>
+              <w:left w:w="150" w:type="dxa"/>
+              <w:bottom w:w="100" w:type="dxa"/>
+              <w:right w:w="150" w:type="dxa"/>
+            </w:tcMar>
+          </w:tcPr>
+          <w:p>
+            <w:pPr>
+              <w:spacing w:after="40" w:line="276" w:lineRule="auto"/>
               <w:jc w:val="left"/>
             </w:pPr>
-            <w:r/>
-            <w:r>
-              <w:rPr>
-                <w:rFonts w:ascii="Times New Roman" w:hAnsi="Times New Roman"/>
-                <w:b w:val="0"/>
-                <w:i w:val="0"/>
+            <w:r>
+              <w:rPr>
                 <w:sz w:val="24"/>
               </w:rPr>
               <w:t>HS nhẹ nhàng tháo chốt, phân loại linh kiện về đúng vị trí trong hộp Kit.</w:t>
@@ -2792,25 +2346,26 @@
         </w:tc>
       </w:tr>
       <w:tr>
-        <w:tc>
-          <w:tcPr>
-            <w:tcW w:type="dxa" w:w="3250"/>
-            <w:tcMar>
-              <w:top w:w="100" w:type="dxa"/>
-              <w:bottom w:w="100" w:type="dxa"/>
-              <w:left w:w="150" w:type="dxa"/>
-              <w:right w:w="150" w:type="dxa"/>
-            </w:tcMar>
-          </w:tcPr>
-          <w:p>
-            <w:pPr>
-              <w:spacing w:line="276" w:lineRule="auto" w:after="40"/>
-              <w:jc w:val="center"/>
-            </w:pPr>
-            <w:r/>
-            <w:r>
-              <w:rPr>
-                <w:rFonts w:ascii="Times New Roman" w:hAnsi="Times New Roman"/>
+        <w:trPr>
+          <w:jc w:val="center"/>
+        </w:trPr>
+        <w:tc>
+          <w:tcPr>
+            <w:tcW w:w="3250" w:type="dxa"/>
+            <w:tcMar>
+              <w:top w:w="100" w:type="dxa"/>
+              <w:left w:w="150" w:type="dxa"/>
+              <w:bottom w:w="100" w:type="dxa"/>
+              <w:right w:w="150" w:type="dxa"/>
+            </w:tcMar>
+          </w:tcPr>
+          <w:p>
+            <w:pPr>
+              <w:spacing w:after="40" w:line="276" w:lineRule="auto"/>
+              <w:jc w:val="center"/>
+            </w:pPr>
+            <w:r>
+              <w:rPr>
                 <w:b/>
                 <w:i/>
                 <w:sz w:val="22"/>
@@ -2820,12 +2375,11 @@
           </w:p>
           <w:p>
             <w:pPr>
-              <w:spacing w:line="276" w:lineRule="auto" w:after="40"/>
-              <w:jc w:val="center"/>
-            </w:pPr>
-            <w:r>
-              <w:rPr>
-                <w:rFonts w:ascii="Times New Roman" w:hAnsi="Times New Roman"/>
+              <w:spacing w:after="40" w:line="276" w:lineRule="auto"/>
+              <w:jc w:val="center"/>
+            </w:pPr>
+            <w:r>
+              <w:rPr>
                 <w:b/>
                 <w:i/>
                 <w:sz w:val="22"/>
@@ -2835,12 +2389,11 @@
           </w:p>
           <w:p>
             <w:pPr>
-              <w:spacing w:line="276" w:lineRule="auto" w:after="40"/>
-              <w:jc w:val="center"/>
-            </w:pPr>
-            <w:r>
-              <w:rPr>
-                <w:rFonts w:ascii="Times New Roman" w:hAnsi="Times New Roman"/>
+              <w:spacing w:after="40" w:line="276" w:lineRule="auto"/>
+              <w:jc w:val="center"/>
+            </w:pPr>
+            <w:r>
+              <w:rPr>
                 <w:b/>
                 <w:i/>
                 <w:sz w:val="22"/>
@@ -2851,25 +2404,21 @@
         </w:tc>
         <w:tc>
           <w:tcPr>
-            <w:tcW w:type="dxa" w:w="3250"/>
-            <w:tcMar>
-              <w:top w:w="100" w:type="dxa"/>
-              <w:bottom w:w="100" w:type="dxa"/>
-              <w:left w:w="150" w:type="dxa"/>
-              <w:right w:w="150" w:type="dxa"/>
-            </w:tcMar>
-          </w:tcPr>
-          <w:p>
-            <w:pPr>
-              <w:spacing w:line="276" w:lineRule="auto" w:after="40"/>
+            <w:tcW w:w="3250" w:type="dxa"/>
+            <w:tcMar>
+              <w:top w:w="100" w:type="dxa"/>
+              <w:left w:w="150" w:type="dxa"/>
+              <w:bottom w:w="100" w:type="dxa"/>
+              <w:right w:w="150" w:type="dxa"/>
+            </w:tcMar>
+          </w:tcPr>
+          <w:p>
+            <w:pPr>
+              <w:spacing w:after="40" w:line="276" w:lineRule="auto"/>
               <w:jc w:val="left"/>
             </w:pPr>
-            <w:r/>
-            <w:r>
-              <w:rPr>
-                <w:rFonts w:ascii="Times New Roman" w:hAnsi="Times New Roman"/>
-                <w:b w:val="0"/>
-                <w:i w:val="0"/>
+            <w:r>
+              <w:rPr>
                 <w:sz w:val="24"/>
               </w:rPr>
               <w:t>GV gọi 1-2 HS trình bày ý tưởng nâng cấp robot.</w:t>
@@ -2878,25 +2427,21 @@
         </w:tc>
         <w:tc>
           <w:tcPr>
-            <w:tcW w:type="dxa" w:w="3250"/>
-            <w:tcMar>
-              <w:top w:w="100" w:type="dxa"/>
-              <w:bottom w:w="100" w:type="dxa"/>
-              <w:left w:w="150" w:type="dxa"/>
-              <w:right w:w="150" w:type="dxa"/>
-            </w:tcMar>
-          </w:tcPr>
-          <w:p>
-            <w:pPr>
-              <w:spacing w:line="276" w:lineRule="auto" w:after="40"/>
+            <w:tcW w:w="3250" w:type="dxa"/>
+            <w:tcMar>
+              <w:top w:w="100" w:type="dxa"/>
+              <w:left w:w="150" w:type="dxa"/>
+              <w:bottom w:w="100" w:type="dxa"/>
+              <w:right w:w="150" w:type="dxa"/>
+            </w:tcMar>
+          </w:tcPr>
+          <w:p>
+            <w:pPr>
+              <w:spacing w:after="40" w:line="276" w:lineRule="auto"/>
               <w:jc w:val="left"/>
             </w:pPr>
-            <w:r/>
-            <w:r>
-              <w:rPr>
-                <w:rFonts w:ascii="Times New Roman" w:hAnsi="Times New Roman"/>
-                <w:b w:val="0"/>
-                <w:i w:val="0"/>
+            <w:r>
+              <w:rPr>
                 <w:sz w:val="24"/>
               </w:rPr>
               <w:t>HS phát biểu ý tưởng sáng tạo cá nhân trước lớp.</w:t>
@@ -2905,25 +2450,26 @@
         </w:tc>
       </w:tr>
       <w:tr>
-        <w:tc>
-          <w:tcPr>
-            <w:tcW w:type="dxa" w:w="3250"/>
-            <w:tcMar>
-              <w:top w:w="100" w:type="dxa"/>
-              <w:bottom w:w="100" w:type="dxa"/>
-              <w:left w:w="150" w:type="dxa"/>
-              <w:right w:w="150" w:type="dxa"/>
-            </w:tcMar>
-          </w:tcPr>
-          <w:p>
-            <w:pPr>
-              <w:spacing w:line="276" w:lineRule="auto" w:after="40"/>
-              <w:jc w:val="center"/>
-            </w:pPr>
-            <w:r/>
-            <w:r>
-              <w:rPr>
-                <w:rFonts w:ascii="Times New Roman" w:hAnsi="Times New Roman"/>
+        <w:trPr>
+          <w:jc w:val="center"/>
+        </w:trPr>
+        <w:tc>
+          <w:tcPr>
+            <w:tcW w:w="3250" w:type="dxa"/>
+            <w:tcMar>
+              <w:top w:w="100" w:type="dxa"/>
+              <w:left w:w="150" w:type="dxa"/>
+              <w:bottom w:w="100" w:type="dxa"/>
+              <w:right w:w="150" w:type="dxa"/>
+            </w:tcMar>
+          </w:tcPr>
+          <w:p>
+            <w:pPr>
+              <w:spacing w:after="40" w:line="276" w:lineRule="auto"/>
+              <w:jc w:val="center"/>
+            </w:pPr>
+            <w:r>
+              <w:rPr>
                 <w:b/>
                 <w:i/>
                 <w:sz w:val="22"/>
@@ -2933,12 +2479,11 @@
           </w:p>
           <w:p>
             <w:pPr>
-              <w:spacing w:line="276" w:lineRule="auto" w:after="40"/>
-              <w:jc w:val="center"/>
-            </w:pPr>
-            <w:r>
-              <w:rPr>
-                <w:rFonts w:ascii="Times New Roman" w:hAnsi="Times New Roman"/>
+              <w:spacing w:after="40" w:line="276" w:lineRule="auto"/>
+              <w:jc w:val="center"/>
+            </w:pPr>
+            <w:r>
+              <w:rPr>
                 <w:b/>
                 <w:i/>
                 <w:sz w:val="22"/>
@@ -2948,12 +2493,11 @@
           </w:p>
           <w:p>
             <w:pPr>
-              <w:spacing w:line="276" w:lineRule="auto" w:after="40"/>
-              <w:jc w:val="center"/>
-            </w:pPr>
-            <w:r>
-              <w:rPr>
-                <w:rFonts w:ascii="Times New Roman" w:hAnsi="Times New Roman"/>
+              <w:spacing w:after="40" w:line="276" w:lineRule="auto"/>
+              <w:jc w:val="center"/>
+            </w:pPr>
+            <w:r>
+              <w:rPr>
                 <w:b/>
                 <w:i/>
                 <w:sz w:val="22"/>
@@ -2964,25 +2508,21 @@
         </w:tc>
         <w:tc>
           <w:tcPr>
-            <w:tcW w:type="dxa" w:w="3250"/>
-            <w:tcMar>
-              <w:top w:w="100" w:type="dxa"/>
-              <w:bottom w:w="100" w:type="dxa"/>
-              <w:left w:w="150" w:type="dxa"/>
-              <w:right w:w="150" w:type="dxa"/>
-            </w:tcMar>
-          </w:tcPr>
-          <w:p>
-            <w:pPr>
-              <w:spacing w:line="276" w:lineRule="auto" w:after="40"/>
+            <w:tcW w:w="3250" w:type="dxa"/>
+            <w:tcMar>
+              <w:top w:w="100" w:type="dxa"/>
+              <w:left w:w="150" w:type="dxa"/>
+              <w:bottom w:w="100" w:type="dxa"/>
+              <w:right w:w="150" w:type="dxa"/>
+            </w:tcMar>
+          </w:tcPr>
+          <w:p>
+            <w:pPr>
+              <w:spacing w:after="40" w:line="276" w:lineRule="auto"/>
               <w:jc w:val="left"/>
             </w:pPr>
-            <w:r/>
-            <w:r>
-              <w:rPr>
-                <w:rFonts w:ascii="Times New Roman" w:hAnsi="Times New Roman"/>
-                <w:b w:val="0"/>
-                <w:i w:val="0"/>
+            <w:r>
+              <w:rPr>
                 <w:sz w:val="24"/>
               </w:rPr>
               <w:t>GV dặn dò nhiệm vụ chuẩn bị cho bài học tiếp theo.</w:t>
@@ -2991,25 +2531,21 @@
         </w:tc>
         <w:tc>
           <w:tcPr>
-            <w:tcW w:type="dxa" w:w="3250"/>
-            <w:tcMar>
-              <w:top w:w="100" w:type="dxa"/>
-              <w:bottom w:w="100" w:type="dxa"/>
-              <w:left w:w="150" w:type="dxa"/>
-              <w:right w:w="150" w:type="dxa"/>
-            </w:tcMar>
-          </w:tcPr>
-          <w:p>
-            <w:pPr>
-              <w:spacing w:line="276" w:lineRule="auto" w:after="40"/>
+            <w:tcW w:w="3250" w:type="dxa"/>
+            <w:tcMar>
+              <w:top w:w="100" w:type="dxa"/>
+              <w:left w:w="150" w:type="dxa"/>
+              <w:bottom w:w="100" w:type="dxa"/>
+              <w:right w:w="150" w:type="dxa"/>
+            </w:tcMar>
+          </w:tcPr>
+          <w:p>
+            <w:pPr>
+              <w:spacing w:after="40" w:line="276" w:lineRule="auto"/>
               <w:jc w:val="left"/>
             </w:pPr>
-            <w:r/>
-            <w:r>
-              <w:rPr>
-                <w:rFonts w:ascii="Times New Roman" w:hAnsi="Times New Roman"/>
-                <w:b w:val="0"/>
-                <w:i w:val="0"/>
+            <w:r>
+              <w:rPr>
                 <w:sz w:val="24"/>
               </w:rPr>
               <w:t>HS thu dọn bàn học, đẩy ghế ngăn nắp và nộp lại hộp Kit Robotics.</w:t>
@@ -3020,7 +2556,7 @@
     </w:tbl>
     <w:p>
       <w:pPr>
-        <w:spacing w:line="276" w:lineRule="auto" w:after="60"/>
+        <w:spacing w:after="60" w:line="276" w:lineRule="auto"/>
         <w:jc w:val="left"/>
       </w:pPr>
     </w:p>
